--- a/documentation/Step 8.docx
+++ b/documentation/Step 8.docx
@@ -334,7 +334,21 @@
           <w:bCs/>
         </w:rPr>
         <w:lastRenderedPageBreak/>
-        <w:t>STEP 7.2 — CONNECT POWER BI TO MYSQL</w:t>
+        <w:t xml:space="preserve">STEP </w:t>
+      </w:r>
+      <w:r>
+        <w:rPr>
+          <w:b/>
+          <w:bCs/>
+        </w:rPr>
+        <w:t>8</w:t>
+      </w:r>
+      <w:r>
+        <w:rPr>
+          <w:b/>
+          <w:bCs/>
+        </w:rPr>
+        <w:t>.2 — CONNECT POWER BI TO MYSQL</w:t>
       </w:r>
     </w:p>
     <w:p>
@@ -694,7 +708,21 @@
           <w:bCs/>
         </w:rPr>
         <w:lastRenderedPageBreak/>
-        <w:t>STEP 7.3 — LOAD DATA INTO POWER BI</w:t>
+        <w:t xml:space="preserve">STEP </w:t>
+      </w:r>
+      <w:r>
+        <w:rPr>
+          <w:b/>
+          <w:bCs/>
+        </w:rPr>
+        <w:t>8</w:t>
+      </w:r>
+      <w:r>
+        <w:rPr>
+          <w:b/>
+          <w:bCs/>
+        </w:rPr>
+        <w:t>.3 — LOAD DATA INTO POWER BI</w:t>
       </w:r>
     </w:p>
     <w:p>
@@ -901,7 +929,21 @@
           <w:b/>
           <w:bCs/>
         </w:rPr>
-        <w:t>STEP 7.4 — VERIFY DATA MODEL STRUCTURE</w:t>
+        <w:t xml:space="preserve">STEP </w:t>
+      </w:r>
+      <w:r>
+        <w:rPr>
+          <w:b/>
+          <w:bCs/>
+        </w:rPr>
+        <w:t>8</w:t>
+      </w:r>
+      <w:r>
+        <w:rPr>
+          <w:b/>
+          <w:bCs/>
+        </w:rPr>
+        <w:t>.4 — VERIFY DATA MODEL STRUCTURE</w:t>
       </w:r>
     </w:p>
     <w:p>
@@ -1118,7 +1160,21 @@
           <w:b/>
           <w:bCs/>
         </w:rPr>
-        <w:t>STEP 7.5 — PREPARE TEMPORAL SORTING COLUMNS</w:t>
+        <w:t xml:space="preserve">STEP </w:t>
+      </w:r>
+      <w:r>
+        <w:rPr>
+          <w:b/>
+          <w:bCs/>
+        </w:rPr>
+        <w:t>8</w:t>
+      </w:r>
+      <w:r>
+        <w:rPr>
+          <w:b/>
+          <w:bCs/>
+        </w:rPr>
+        <w:t>.5 — PREPARE TEMPORAL SORTING COLUMNS</w:t>
       </w:r>
     </w:p>
     <w:p>
@@ -2049,7 +2105,21 @@
           <w:b/>
           <w:bCs/>
         </w:rPr>
-        <w:t>STEP 7.6 — BUILD EXECUTIVE OVERVIEW DASHBOARD</w:t>
+        <w:t xml:space="preserve">STEP </w:t>
+      </w:r>
+      <w:r>
+        <w:rPr>
+          <w:b/>
+          <w:bCs/>
+        </w:rPr>
+        <w:t>8</w:t>
+      </w:r>
+      <w:r>
+        <w:rPr>
+          <w:b/>
+          <w:bCs/>
+        </w:rPr>
+        <w:t>.6 — BUILD EXECUTIVE OVERVIEW DASHBOARD</w:t>
       </w:r>
     </w:p>
     <w:p>
@@ -3139,7 +3209,21 @@
           <w:b/>
           <w:bCs/>
         </w:rPr>
-        <w:t>STEP 7.7 — BUILD FRAUD ANALYSIS DEEP DIVE DASHBOARD</w:t>
+        <w:t xml:space="preserve">STEP </w:t>
+      </w:r>
+      <w:r>
+        <w:rPr>
+          <w:b/>
+          <w:bCs/>
+        </w:rPr>
+        <w:t>8</w:t>
+      </w:r>
+      <w:r>
+        <w:rPr>
+          <w:b/>
+          <w:bCs/>
+        </w:rPr>
+        <w:t>.7 — BUILD FRAUD ANALYSIS DEEP DIVE DASHBOARD</w:t>
       </w:r>
     </w:p>
     <w:p>
@@ -4035,6 +4119,670 @@
     <w:p>
       <w:r>
         <w:t>Together with the Executive Overview dashboard, the Fraud Analysis Deep Dive dashboard provides a comprehensive Power BI reporting layer that supports both high-level fraud monitoring and detailed investigation of fraud patterns across multiple analytical dimensions.</w:t>
+      </w:r>
+    </w:p>
+    <w:p>
+      <w:pPr>
+        <w:rPr>
+          <w:b/>
+          <w:bCs/>
+        </w:rPr>
+      </w:pPr>
+      <w:r>
+        <w:rPr>
+          <w:b/>
+          <w:bCs/>
+        </w:rPr>
+        <w:t xml:space="preserve">STEP </w:t>
+      </w:r>
+      <w:r>
+        <w:rPr>
+          <w:b/>
+          <w:bCs/>
+        </w:rPr>
+        <w:t>8</w:t>
+      </w:r>
+      <w:r>
+        <w:rPr>
+          <w:b/>
+          <w:bCs/>
+        </w:rPr>
+        <w:t>.8 — BUILD TEMPORAL &amp; RISK ANALYSIS DASHBOARD</w:t>
+      </w:r>
+    </w:p>
+    <w:p>
+      <w:pPr>
+        <w:rPr>
+          <w:b/>
+          <w:bCs/>
+        </w:rPr>
+      </w:pPr>
+      <w:r>
+        <w:rPr>
+          <w:b/>
+          <w:bCs/>
+        </w:rPr>
+        <w:t>OBJECTIVE</w:t>
+      </w:r>
+    </w:p>
+    <w:p>
+      <w:r>
+        <w:t xml:space="preserve">Develop a focused Power BI dashboard that </w:t>
+      </w:r>
+      <w:proofErr w:type="spellStart"/>
+      <w:r>
+        <w:t>analyzes</w:t>
+      </w:r>
+      <w:proofErr w:type="spellEnd"/>
+      <w:r>
+        <w:t xml:space="preserve"> fraud risk categories, actual fraudulent transactions, and fraud rates across model-generated risk levels.</w:t>
+      </w:r>
+    </w:p>
+    <w:p>
+      <w:pPr>
+        <w:rPr>
+          <w:b/>
+          <w:bCs/>
+        </w:rPr>
+      </w:pPr>
+      <w:r>
+        <w:rPr>
+          <w:b/>
+          <w:bCs/>
+        </w:rPr>
+        <w:t>DASHBOARD PAGE</w:t>
+      </w:r>
+    </w:p>
+    <w:p>
+      <w:r>
+        <w:rPr>
+          <w:b/>
+          <w:bCs/>
+        </w:rPr>
+        <w:t>Page Name:</w:t>
+      </w:r>
+      <w:r>
+        <w:t xml:space="preserve"> Temporal &amp; Risk Analysis</w:t>
+      </w:r>
+      <w:r>
+        <w:br/>
+      </w:r>
+      <w:r>
+        <w:rPr>
+          <w:b/>
+          <w:bCs/>
+        </w:rPr>
+        <w:t>Dashboard Title:</w:t>
+      </w:r>
+      <w:r>
+        <w:t xml:space="preserve"> Temporal &amp; Risk Analysis</w:t>
+      </w:r>
+      <w:r>
+        <w:br/>
+      </w:r>
+      <w:r>
+        <w:rPr>
+          <w:b/>
+          <w:bCs/>
+        </w:rPr>
+        <w:t>Dashboard Subtitle:</w:t>
+      </w:r>
+      <w:r>
+        <w:t xml:space="preserve"> Fraud Timing, Risk Distribution &amp; Risk Patterns</w:t>
+      </w:r>
+    </w:p>
+    <w:p>
+      <w:pPr>
+        <w:rPr>
+          <w:b/>
+          <w:bCs/>
+        </w:rPr>
+      </w:pPr>
+      <w:r>
+        <w:rPr>
+          <w:b/>
+          <w:bCs/>
+        </w:rPr>
+        <w:t>VISUAL 1 — ACTUAL FRAUD TRANSACTIONS BY RISK CATEGORY</w:t>
+      </w:r>
+    </w:p>
+    <w:p>
+      <w:r>
+        <w:rPr>
+          <w:b/>
+          <w:bCs/>
+        </w:rPr>
+        <w:t>VISUAL TYPE:</w:t>
+      </w:r>
+      <w:r>
+        <w:t xml:space="preserve"> Clustered Column Chart </w:t>
+      </w:r>
+    </w:p>
+    <w:p>
+      <w:r>
+        <w:rPr>
+          <w:b/>
+          <w:bCs/>
+        </w:rPr>
+        <w:t>DATA SOURCE:</w:t>
+      </w:r>
+      <w:r>
+        <w:t xml:space="preserve"> </w:t>
+      </w:r>
+      <w:proofErr w:type="spellStart"/>
+      <w:r>
+        <w:t>vw_risk_analysis</w:t>
+      </w:r>
+      <w:proofErr w:type="spellEnd"/>
+      <w:r>
+        <w:t xml:space="preserve"> </w:t>
+      </w:r>
+    </w:p>
+    <w:p>
+      <w:r>
+        <w:rPr>
+          <w:b/>
+          <w:bCs/>
+        </w:rPr>
+        <w:t>CATEGORY FIELD:</w:t>
+      </w:r>
+      <w:r>
+        <w:t xml:space="preserve"> </w:t>
+      </w:r>
+      <w:proofErr w:type="spellStart"/>
+      <w:r>
+        <w:t>risk_category</w:t>
+      </w:r>
+      <w:proofErr w:type="spellEnd"/>
+      <w:r>
+        <w:t xml:space="preserve"> </w:t>
+      </w:r>
+    </w:p>
+    <w:p>
+      <w:r>
+        <w:rPr>
+          <w:b/>
+          <w:bCs/>
+        </w:rPr>
+        <w:t>VALUE FIELD:</w:t>
+      </w:r>
+      <w:r>
+        <w:t xml:space="preserve"> </w:t>
+      </w:r>
+      <w:proofErr w:type="spellStart"/>
+      <w:r>
+        <w:t>actual_fraud_transactions</w:t>
+      </w:r>
+      <w:proofErr w:type="spellEnd"/>
+      <w:r>
+        <w:t xml:space="preserve"> </w:t>
+      </w:r>
+    </w:p>
+    <w:p>
+      <w:r>
+        <w:rPr>
+          <w:b/>
+          <w:bCs/>
+        </w:rPr>
+        <w:t>SORTING:</w:t>
+      </w:r>
+      <w:r>
+        <w:t xml:space="preserve"> Actual Fraud Transactions — Descending </w:t>
+      </w:r>
+    </w:p>
+    <w:p>
+      <w:r>
+        <w:rPr>
+          <w:b/>
+          <w:bCs/>
+        </w:rPr>
+        <w:t>RESULTS:</w:t>
+      </w:r>
+    </w:p>
+    <w:p>
+      <w:pPr>
+        <w:numPr>
+          <w:ilvl w:val="0"/>
+          <w:numId w:val="14"/>
+        </w:numPr>
+      </w:pPr>
+      <w:r>
+        <w:t>Critical — 1,512</w:t>
+      </w:r>
+    </w:p>
+    <w:p>
+      <w:pPr>
+        <w:numPr>
+          <w:ilvl w:val="0"/>
+          <w:numId w:val="14"/>
+        </w:numPr>
+      </w:pPr>
+      <w:r>
+        <w:t>High — 211</w:t>
+      </w:r>
+    </w:p>
+    <w:p>
+      <w:pPr>
+        <w:numPr>
+          <w:ilvl w:val="0"/>
+          <w:numId w:val="14"/>
+        </w:numPr>
+      </w:pPr>
+      <w:r>
+        <w:t>Medium — 122</w:t>
+      </w:r>
+    </w:p>
+    <w:p>
+      <w:pPr>
+        <w:numPr>
+          <w:ilvl w:val="0"/>
+          <w:numId w:val="14"/>
+        </w:numPr>
+      </w:pPr>
+      <w:r>
+        <w:t>Low — 85</w:t>
+      </w:r>
+    </w:p>
+    <w:p>
+      <w:r>
+        <w:rPr>
+          <w:b/>
+          <w:bCs/>
+        </w:rPr>
+        <w:t>ANALYTICAL INSIGHT:</w:t>
+      </w:r>
+      <w:r>
+        <w:br/>
+        <w:t xml:space="preserve">Critical-risk transactions account for the largest number of actual fraudulent transactions, with 1,512 confirmed fraud cases. High-risk transactions follow with 211 cases, while </w:t>
+      </w:r>
+      <w:r>
+        <w:lastRenderedPageBreak/>
+        <w:t>Medium and Low risk categories contain substantially fewer actual fraudulent transactions. This highlights the concentration of confirmed fraud within the higher-risk categories.</w:t>
+      </w:r>
+    </w:p>
+    <w:p>
+      <w:pPr>
+        <w:rPr>
+          <w:b/>
+          <w:bCs/>
+        </w:rPr>
+      </w:pPr>
+      <w:r>
+        <w:rPr>
+          <w:b/>
+          <w:bCs/>
+        </w:rPr>
+        <w:t xml:space="preserve">VISUAL </w:t>
+      </w:r>
+      <w:r>
+        <w:rPr>
+          <w:b/>
+          <w:bCs/>
+        </w:rPr>
+        <w:t>2</w:t>
+      </w:r>
+      <w:r>
+        <w:rPr>
+          <w:b/>
+          <w:bCs/>
+        </w:rPr>
+        <w:t xml:space="preserve"> — ACTUAL FRAUD RATE BY RISK CATEGORY</w:t>
+      </w:r>
+    </w:p>
+    <w:p>
+      <w:r>
+        <w:rPr>
+          <w:b/>
+          <w:bCs/>
+        </w:rPr>
+        <w:t>VISUAL TYPE:</w:t>
+      </w:r>
+      <w:r>
+        <w:t xml:space="preserve"> Clustered Column Chart </w:t>
+      </w:r>
+    </w:p>
+    <w:p>
+      <w:r>
+        <w:rPr>
+          <w:b/>
+          <w:bCs/>
+        </w:rPr>
+        <w:t>DATA SOURCE:</w:t>
+      </w:r>
+      <w:r>
+        <w:t xml:space="preserve"> </w:t>
+      </w:r>
+      <w:proofErr w:type="spellStart"/>
+      <w:r>
+        <w:t>vw_risk_analysis</w:t>
+      </w:r>
+      <w:proofErr w:type="spellEnd"/>
+      <w:r>
+        <w:t xml:space="preserve"> </w:t>
+      </w:r>
+    </w:p>
+    <w:p>
+      <w:r>
+        <w:rPr>
+          <w:b/>
+          <w:bCs/>
+        </w:rPr>
+        <w:t>CATEGORY FIELD:</w:t>
+      </w:r>
+      <w:r>
+        <w:t xml:space="preserve"> </w:t>
+      </w:r>
+      <w:proofErr w:type="spellStart"/>
+      <w:r>
+        <w:t>risk_category</w:t>
+      </w:r>
+      <w:proofErr w:type="spellEnd"/>
+      <w:r>
+        <w:t xml:space="preserve"> </w:t>
+      </w:r>
+    </w:p>
+    <w:p>
+      <w:r>
+        <w:rPr>
+          <w:b/>
+          <w:bCs/>
+        </w:rPr>
+        <w:t>VALUE FIELD:</w:t>
+      </w:r>
+      <w:r>
+        <w:t xml:space="preserve"> </w:t>
+      </w:r>
+      <w:proofErr w:type="spellStart"/>
+      <w:r>
+        <w:t>actual_fraud_rate</w:t>
+      </w:r>
+      <w:proofErr w:type="spellEnd"/>
+      <w:r>
+        <w:t xml:space="preserve"> </w:t>
+      </w:r>
+    </w:p>
+    <w:p>
+      <w:r>
+        <w:rPr>
+          <w:b/>
+          <w:bCs/>
+        </w:rPr>
+        <w:t>SORTING:</w:t>
+      </w:r>
+      <w:r>
+        <w:t xml:space="preserve"> Actual Fraud Rate — Descending </w:t>
+      </w:r>
+    </w:p>
+    <w:p>
+      <w:r>
+        <w:rPr>
+          <w:b/>
+          <w:bCs/>
+        </w:rPr>
+        <w:t>RESULTS:</w:t>
+      </w:r>
+    </w:p>
+    <w:p>
+      <w:pPr>
+        <w:numPr>
+          <w:ilvl w:val="0"/>
+          <w:numId w:val="16"/>
+        </w:numPr>
+      </w:pPr>
+      <w:r>
+        <w:t>Critical — 85.67%</w:t>
+      </w:r>
+    </w:p>
+    <w:p>
+      <w:pPr>
+        <w:numPr>
+          <w:ilvl w:val="0"/>
+          <w:numId w:val="16"/>
+        </w:numPr>
+      </w:pPr>
+      <w:r>
+        <w:t>High — 16.81%</w:t>
+      </w:r>
+    </w:p>
+    <w:p>
+      <w:pPr>
+        <w:numPr>
+          <w:ilvl w:val="0"/>
+          <w:numId w:val="16"/>
+        </w:numPr>
+      </w:pPr>
+      <w:r>
+        <w:t>Medium — 2.18%</w:t>
+      </w:r>
+    </w:p>
+    <w:p>
+      <w:pPr>
+        <w:numPr>
+          <w:ilvl w:val="0"/>
+          <w:numId w:val="16"/>
+        </w:numPr>
+      </w:pPr>
+      <w:r>
+        <w:t>Low — 0.02%</w:t>
+      </w:r>
+    </w:p>
+    <w:p>
+      <w:r>
+        <w:rPr>
+          <w:b/>
+          <w:bCs/>
+        </w:rPr>
+        <w:t>ANALYTICAL INSIGHT:</w:t>
+      </w:r>
+      <w:r>
+        <w:br/>
+        <w:t>The actual fraud rate increases substantially with the assigned risk category. Critical-risk transactions have an actual fraud rate of 85.67%, while High-risk transactions have a rate of 16.81%. Medium-risk transactions show a 2.18% fraud rate, compared with only 0.02% for Low-risk transactions. This provides a direct comparison between model-generated risk levels and observed fraudulent outcomes.</w:t>
+      </w:r>
+    </w:p>
+    <w:p>
+      <w:pPr>
+        <w:rPr>
+          <w:b/>
+          <w:bCs/>
+        </w:rPr>
+      </w:pPr>
+      <w:r>
+        <w:rPr>
+          <w:b/>
+          <w:bCs/>
+        </w:rPr>
+        <w:t>DASHBOARD FORMATTING</w:t>
+      </w:r>
+    </w:p>
+    <w:p>
+      <w:r>
+        <w:t xml:space="preserve">The dashboard was designed using a 16:9 canvas layout with a consistent dark red </w:t>
+      </w:r>
+      <w:proofErr w:type="spellStart"/>
+      <w:r>
+        <w:t>color</w:t>
+      </w:r>
+      <w:proofErr w:type="spellEnd"/>
+      <w:r>
+        <w:t xml:space="preserve"> theme for the primary analytical visuals.</w:t>
+      </w:r>
+      <w:r>
+        <w:t xml:space="preserve"> </w:t>
+      </w:r>
+      <w:r>
+        <w:t xml:space="preserve">Column charts use the same dark red accent </w:t>
+      </w:r>
+      <w:proofErr w:type="spellStart"/>
+      <w:r>
+        <w:t>color</w:t>
+      </w:r>
+      <w:proofErr w:type="spellEnd"/>
+      <w:r>
+        <w:t xml:space="preserve"> established across the fraud analytics dashboards to maintain visual consistency.</w:t>
+      </w:r>
+      <w:r>
+        <w:t xml:space="preserve"> </w:t>
+      </w:r>
+      <w:r>
+        <w:t xml:space="preserve">The Risk Category Distribution donut chart retains distinct </w:t>
+      </w:r>
+      <w:proofErr w:type="spellStart"/>
+      <w:r>
+        <w:t>colors</w:t>
+      </w:r>
+      <w:proofErr w:type="spellEnd"/>
+      <w:r>
+        <w:t xml:space="preserve"> for each risk category to improve category identification and readability.</w:t>
+      </w:r>
+      <w:r>
+        <w:t xml:space="preserve"> </w:t>
+      </w:r>
+      <w:r>
+        <w:t>Data labels were enabled on the analytical visuals to make the underlying fraud counts, percentages, and rates directly visible without requiring users to hover over individual data points.</w:t>
+      </w:r>
+      <w:r>
+        <w:t xml:space="preserve"> </w:t>
+      </w:r>
+      <w:r>
+        <w:t>Consistent typography, spacing, chart sizing, and alignment were maintained across the dashboard.</w:t>
+      </w:r>
+    </w:p>
+    <w:p>
+      <w:pPr>
+        <w:rPr>
+          <w:b/>
+          <w:bCs/>
+        </w:rPr>
+      </w:pPr>
+      <w:r>
+        <w:rPr>
+          <w:b/>
+          <w:bCs/>
+        </w:rPr>
+        <w:t>PURPOSE</w:t>
+      </w:r>
+    </w:p>
+    <w:p>
+      <w:r>
+        <w:t>This step helps:</w:t>
+      </w:r>
+    </w:p>
+    <w:p>
+      <w:pPr>
+        <w:pStyle w:val="ListParagraph"/>
+        <w:numPr>
+          <w:ilvl w:val="0"/>
+          <w:numId w:val="18"/>
+        </w:numPr>
+      </w:pPr>
+      <w:proofErr w:type="spellStart"/>
+      <w:r>
+        <w:t>Analyze</w:t>
+      </w:r>
+      <w:proofErr w:type="spellEnd"/>
+      <w:r>
+        <w:t xml:space="preserve"> confirmed fraudulent transactions across model-generated risk categories. </w:t>
+      </w:r>
+    </w:p>
+    <w:p>
+      <w:pPr>
+        <w:pStyle w:val="ListParagraph"/>
+        <w:numPr>
+          <w:ilvl w:val="0"/>
+          <w:numId w:val="18"/>
+        </w:numPr>
+      </w:pPr>
+      <w:r>
+        <w:t xml:space="preserve">Understand the distribution of transactions across Low, Medium, High, and Critical risk levels. </w:t>
+      </w:r>
+    </w:p>
+    <w:p>
+      <w:pPr>
+        <w:pStyle w:val="ListParagraph"/>
+        <w:numPr>
+          <w:ilvl w:val="0"/>
+          <w:numId w:val="18"/>
+        </w:numPr>
+      </w:pPr>
+      <w:r>
+        <w:lastRenderedPageBreak/>
+        <w:t xml:space="preserve">Compare actual fraud rates across different risk categories. </w:t>
+      </w:r>
+    </w:p>
+    <w:p>
+      <w:pPr>
+        <w:pStyle w:val="ListParagraph"/>
+        <w:numPr>
+          <w:ilvl w:val="0"/>
+          <w:numId w:val="18"/>
+        </w:numPr>
+      </w:pPr>
+      <w:r>
+        <w:t xml:space="preserve">Evaluate whether higher model-generated risk categories correspond to higher observed fraud rates. </w:t>
+      </w:r>
+    </w:p>
+    <w:p>
+      <w:pPr>
+        <w:pStyle w:val="ListParagraph"/>
+        <w:numPr>
+          <w:ilvl w:val="0"/>
+          <w:numId w:val="18"/>
+        </w:numPr>
+      </w:pPr>
+      <w:r>
+        <w:t xml:space="preserve">Identify the concentration of confirmed fraud within high-risk transaction groups. </w:t>
+      </w:r>
+    </w:p>
+    <w:p>
+      <w:pPr>
+        <w:pStyle w:val="ListParagraph"/>
+        <w:numPr>
+          <w:ilvl w:val="0"/>
+          <w:numId w:val="18"/>
+        </w:numPr>
+      </w:pPr>
+      <w:r>
+        <w:t>Transform SQL-based risk analysis into an interactive business intelligence dashboard.</w:t>
+      </w:r>
+    </w:p>
+    <w:p>
+      <w:pPr>
+        <w:rPr>
+          <w:b/>
+          <w:bCs/>
+        </w:rPr>
+      </w:pPr>
+      <w:r>
+        <w:rPr>
+          <w:b/>
+          <w:bCs/>
+        </w:rPr>
+        <w:t>CONCLUSION</w:t>
+      </w:r>
+    </w:p>
+    <w:p>
+      <w:r>
+        <w:t xml:space="preserve">The Temporal &amp; Risk Analysis dashboard was developed using the reusable SQL risk analysis view </w:t>
+      </w:r>
+      <w:proofErr w:type="spellStart"/>
+      <w:r>
+        <w:t>vw_risk_analysis</w:t>
+      </w:r>
+      <w:proofErr w:type="spellEnd"/>
+      <w:r>
+        <w:t>.</w:t>
+      </w:r>
+      <w:r>
+        <w:t xml:space="preserve"> </w:t>
+      </w:r>
+      <w:r>
+        <w:t>The dashboard combines risk distribution, actual fraud transaction counts, and actual fraud rates into a focused risk-analysis view. The results show a strong difference in observed fraud rates across risk categories, with the Critical category showing the highest actual fraud rate.</w:t>
+      </w:r>
+      <w:r>
+        <w:t xml:space="preserve"> </w:t>
+      </w:r>
+      <w:r>
+        <w:t>This dashboard provides stakeholders with a deeper understanding of how model-generated risk categories relate to actual fraudulent outcomes, complementing the executive-level summary presented on the first dashboard page.</w:t>
       </w:r>
     </w:p>
     <w:p/>
@@ -4052,6 +4800,304 @@
 <file path=word/numbering.xml><?xml version="1.0" encoding="utf-8"?>
 <w:numbering xmlns:wpc="http://schemas.microsoft.com/office/word/2010/wordprocessingCanvas" xmlns:cx="http://schemas.microsoft.com/office/drawing/2014/chartex" xmlns:cx1="http://schemas.microsoft.com/office/drawing/2015/9/8/chartex" xmlns:cx2="http://schemas.microsoft.com/office/drawing/2015/10/21/chartex" xmlns:cx3="http://schemas.microsoft.com/office/drawing/2016/5/9/chartex" xmlns:cx4="http://schemas.microsoft.com/office/drawing/2016/5/10/chartex" xmlns:cx5="http://schemas.microsoft.com/office/drawing/2016/5/11/chartex" xmlns:cx6="http://schemas.microsoft.com/office/drawing/2016/5/12/chartex" xmlns:cx7="http://schemas.microsoft.com/office/drawing/2016/5/13/chartex" xmlns:cx8="http://schemas.microsoft.com/office/drawing/2016/5/14/chartex" xmlns:mc="http://schemas.openxmlformats.org/markup-compatibility/2006" xmlns:aink="http://schemas.microsoft.com/office/drawing/2016/ink" xmlns:am3d="http://schemas.microsoft.com/office/drawing/2017/model3d" xmlns:o="urn:schemas-microsoft-com:office:office" xmlns:oel="http://schemas.microsoft.com/office/2019/extlst" xmlns:r="http://schemas.openxmlformats.org/officeDocument/2006/relationships" xmlns:m="http://schemas.openxmlformats.org/officeDocument/2006/math" xmlns:v="urn:schemas-microsoft-com:vml" xmlns:wp14="http://schemas.microsoft.com/office/word/2010/wordprocessingDrawing" xmlns:wp="http://schemas.openxmlformats.org/drawingml/2006/wordprocessingDrawing" xmlns:w10="urn:schemas-microsoft-com:office:word" xmlns:w="http://schemas.openxmlformats.org/wordprocessingml/2006/main" xmlns:w14="http://schemas.microsoft.com/office/word/2010/wordml" xmlns:w15="http://schemas.microsoft.com/office/word/2012/wordml" xmlns:w16cex="http://schemas.microsoft.com/office/word/2018/wordml/cex" xmlns:w16cid="http://schemas.microsoft.com/office/word/2016/wordml/cid" xmlns:w16="http://schemas.microsoft.com/office/word/2018/wordml" xmlns:w16du="http://schemas.microsoft.com/office/word/2023/wordml/word16du" xmlns:w16sdtdh="http://schemas.microsoft.com/office/word/2020/wordml/sdtdatahash" xmlns:w16sdtfl="http://schemas.microsoft.com/office/word/2024/wordml/sdtformatlock" xmlns:w16se="http://schemas.microsoft.com/office/word/2015/wordml/symex" xmlns:wpg="http://schemas.microsoft.com/office/word/2010/wordprocessingGroup" xmlns:wpi="http://schemas.microsoft.com/office/word/2010/wordprocessingInk" xmlns:wne="http://schemas.microsoft.com/office/word/2006/wordml" xmlns:wps="http://schemas.microsoft.com/office/word/2010/wordprocessingShape" mc:Ignorable="w14 w15 w16se w16cid w16 w16cex w16sdtdh w16sdtfl w16du wp14">
   <w:abstractNum w:abstractNumId="0" w15:restartNumberingAfterBreak="0">
+    <w:nsid w:val="05B52BAF"/>
+    <w:multiLevelType w:val="multilevel"/>
+    <w:tmpl w:val="18C49270"/>
+    <w:lvl w:ilvl="0">
+      <w:start w:val="1"/>
+      <w:numFmt w:val="bullet"/>
+      <w:lvlText w:val=""/>
+      <w:lvlJc w:val="left"/>
+      <w:pPr>
+        <w:tabs>
+          <w:tab w:val="num" w:pos="720"/>
+        </w:tabs>
+        <w:ind w:left="720" w:hanging="360"/>
+      </w:pPr>
+      <w:rPr>
+        <w:rFonts w:ascii="Symbol" w:hAnsi="Symbol" w:hint="default"/>
+        <w:sz w:val="20"/>
+      </w:rPr>
+    </w:lvl>
+    <w:lvl w:ilvl="1" w:tentative="1">
+      <w:start w:val="1"/>
+      <w:numFmt w:val="bullet"/>
+      <w:lvlText w:val="o"/>
+      <w:lvlJc w:val="left"/>
+      <w:pPr>
+        <w:tabs>
+          <w:tab w:val="num" w:pos="1440"/>
+        </w:tabs>
+        <w:ind w:left="1440" w:hanging="360"/>
+      </w:pPr>
+      <w:rPr>
+        <w:rFonts w:ascii="Courier New" w:hAnsi="Courier New" w:hint="default"/>
+        <w:sz w:val="20"/>
+      </w:rPr>
+    </w:lvl>
+    <w:lvl w:ilvl="2" w:tentative="1">
+      <w:start w:val="1"/>
+      <w:numFmt w:val="bullet"/>
+      <w:lvlText w:val=""/>
+      <w:lvlJc w:val="left"/>
+      <w:pPr>
+        <w:tabs>
+          <w:tab w:val="num" w:pos="2160"/>
+        </w:tabs>
+        <w:ind w:left="2160" w:hanging="360"/>
+      </w:pPr>
+      <w:rPr>
+        <w:rFonts w:ascii="Wingdings" w:hAnsi="Wingdings" w:hint="default"/>
+        <w:sz w:val="20"/>
+      </w:rPr>
+    </w:lvl>
+    <w:lvl w:ilvl="3" w:tentative="1">
+      <w:start w:val="1"/>
+      <w:numFmt w:val="bullet"/>
+      <w:lvlText w:val=""/>
+      <w:lvlJc w:val="left"/>
+      <w:pPr>
+        <w:tabs>
+          <w:tab w:val="num" w:pos="2880"/>
+        </w:tabs>
+        <w:ind w:left="2880" w:hanging="360"/>
+      </w:pPr>
+      <w:rPr>
+        <w:rFonts w:ascii="Wingdings" w:hAnsi="Wingdings" w:hint="default"/>
+        <w:sz w:val="20"/>
+      </w:rPr>
+    </w:lvl>
+    <w:lvl w:ilvl="4" w:tentative="1">
+      <w:start w:val="1"/>
+      <w:numFmt w:val="bullet"/>
+      <w:lvlText w:val=""/>
+      <w:lvlJc w:val="left"/>
+      <w:pPr>
+        <w:tabs>
+          <w:tab w:val="num" w:pos="3600"/>
+        </w:tabs>
+        <w:ind w:left="3600" w:hanging="360"/>
+      </w:pPr>
+      <w:rPr>
+        <w:rFonts w:ascii="Wingdings" w:hAnsi="Wingdings" w:hint="default"/>
+        <w:sz w:val="20"/>
+      </w:rPr>
+    </w:lvl>
+    <w:lvl w:ilvl="5" w:tentative="1">
+      <w:start w:val="1"/>
+      <w:numFmt w:val="bullet"/>
+      <w:lvlText w:val=""/>
+      <w:lvlJc w:val="left"/>
+      <w:pPr>
+        <w:tabs>
+          <w:tab w:val="num" w:pos="4320"/>
+        </w:tabs>
+        <w:ind w:left="4320" w:hanging="360"/>
+      </w:pPr>
+      <w:rPr>
+        <w:rFonts w:ascii="Wingdings" w:hAnsi="Wingdings" w:hint="default"/>
+        <w:sz w:val="20"/>
+      </w:rPr>
+    </w:lvl>
+    <w:lvl w:ilvl="6" w:tentative="1">
+      <w:start w:val="1"/>
+      <w:numFmt w:val="bullet"/>
+      <w:lvlText w:val=""/>
+      <w:lvlJc w:val="left"/>
+      <w:pPr>
+        <w:tabs>
+          <w:tab w:val="num" w:pos="5040"/>
+        </w:tabs>
+        <w:ind w:left="5040" w:hanging="360"/>
+      </w:pPr>
+      <w:rPr>
+        <w:rFonts w:ascii="Wingdings" w:hAnsi="Wingdings" w:hint="default"/>
+        <w:sz w:val="20"/>
+      </w:rPr>
+    </w:lvl>
+    <w:lvl w:ilvl="7" w:tentative="1">
+      <w:start w:val="1"/>
+      <w:numFmt w:val="bullet"/>
+      <w:lvlText w:val=""/>
+      <w:lvlJc w:val="left"/>
+      <w:pPr>
+        <w:tabs>
+          <w:tab w:val="num" w:pos="5760"/>
+        </w:tabs>
+        <w:ind w:left="5760" w:hanging="360"/>
+      </w:pPr>
+      <w:rPr>
+        <w:rFonts w:ascii="Wingdings" w:hAnsi="Wingdings" w:hint="default"/>
+        <w:sz w:val="20"/>
+      </w:rPr>
+    </w:lvl>
+    <w:lvl w:ilvl="8" w:tentative="1">
+      <w:start w:val="1"/>
+      <w:numFmt w:val="bullet"/>
+      <w:lvlText w:val=""/>
+      <w:lvlJc w:val="left"/>
+      <w:pPr>
+        <w:tabs>
+          <w:tab w:val="num" w:pos="6480"/>
+        </w:tabs>
+        <w:ind w:left="6480" w:hanging="360"/>
+      </w:pPr>
+      <w:rPr>
+        <w:rFonts w:ascii="Wingdings" w:hAnsi="Wingdings" w:hint="default"/>
+        <w:sz w:val="20"/>
+      </w:rPr>
+    </w:lvl>
+  </w:abstractNum>
+  <w:abstractNum w:abstractNumId="1" w15:restartNumberingAfterBreak="0">
+    <w:nsid w:val="0CBE0B8C"/>
+    <w:multiLevelType w:val="multilevel"/>
+    <w:tmpl w:val="4BB6F89C"/>
+    <w:lvl w:ilvl="0">
+      <w:start w:val="1"/>
+      <w:numFmt w:val="bullet"/>
+      <w:lvlText w:val=""/>
+      <w:lvlJc w:val="left"/>
+      <w:pPr>
+        <w:tabs>
+          <w:tab w:val="num" w:pos="720"/>
+        </w:tabs>
+        <w:ind w:left="720" w:hanging="360"/>
+      </w:pPr>
+      <w:rPr>
+        <w:rFonts w:ascii="Symbol" w:hAnsi="Symbol" w:hint="default"/>
+        <w:sz w:val="20"/>
+      </w:rPr>
+    </w:lvl>
+    <w:lvl w:ilvl="1" w:tentative="1">
+      <w:start w:val="1"/>
+      <w:numFmt w:val="bullet"/>
+      <w:lvlText w:val="o"/>
+      <w:lvlJc w:val="left"/>
+      <w:pPr>
+        <w:tabs>
+          <w:tab w:val="num" w:pos="1440"/>
+        </w:tabs>
+        <w:ind w:left="1440" w:hanging="360"/>
+      </w:pPr>
+      <w:rPr>
+        <w:rFonts w:ascii="Courier New" w:hAnsi="Courier New" w:hint="default"/>
+        <w:sz w:val="20"/>
+      </w:rPr>
+    </w:lvl>
+    <w:lvl w:ilvl="2" w:tentative="1">
+      <w:start w:val="1"/>
+      <w:numFmt w:val="bullet"/>
+      <w:lvlText w:val=""/>
+      <w:lvlJc w:val="left"/>
+      <w:pPr>
+        <w:tabs>
+          <w:tab w:val="num" w:pos="2160"/>
+        </w:tabs>
+        <w:ind w:left="2160" w:hanging="360"/>
+      </w:pPr>
+      <w:rPr>
+        <w:rFonts w:ascii="Wingdings" w:hAnsi="Wingdings" w:hint="default"/>
+        <w:sz w:val="20"/>
+      </w:rPr>
+    </w:lvl>
+    <w:lvl w:ilvl="3" w:tentative="1">
+      <w:start w:val="1"/>
+      <w:numFmt w:val="bullet"/>
+      <w:lvlText w:val=""/>
+      <w:lvlJc w:val="left"/>
+      <w:pPr>
+        <w:tabs>
+          <w:tab w:val="num" w:pos="2880"/>
+        </w:tabs>
+        <w:ind w:left="2880" w:hanging="360"/>
+      </w:pPr>
+      <w:rPr>
+        <w:rFonts w:ascii="Wingdings" w:hAnsi="Wingdings" w:hint="default"/>
+        <w:sz w:val="20"/>
+      </w:rPr>
+    </w:lvl>
+    <w:lvl w:ilvl="4" w:tentative="1">
+      <w:start w:val="1"/>
+      <w:numFmt w:val="bullet"/>
+      <w:lvlText w:val=""/>
+      <w:lvlJc w:val="left"/>
+      <w:pPr>
+        <w:tabs>
+          <w:tab w:val="num" w:pos="3600"/>
+        </w:tabs>
+        <w:ind w:left="3600" w:hanging="360"/>
+      </w:pPr>
+      <w:rPr>
+        <w:rFonts w:ascii="Wingdings" w:hAnsi="Wingdings" w:hint="default"/>
+        <w:sz w:val="20"/>
+      </w:rPr>
+    </w:lvl>
+    <w:lvl w:ilvl="5" w:tentative="1">
+      <w:start w:val="1"/>
+      <w:numFmt w:val="bullet"/>
+      <w:lvlText w:val=""/>
+      <w:lvlJc w:val="left"/>
+      <w:pPr>
+        <w:tabs>
+          <w:tab w:val="num" w:pos="4320"/>
+        </w:tabs>
+        <w:ind w:left="4320" w:hanging="360"/>
+      </w:pPr>
+      <w:rPr>
+        <w:rFonts w:ascii="Wingdings" w:hAnsi="Wingdings" w:hint="default"/>
+        <w:sz w:val="20"/>
+      </w:rPr>
+    </w:lvl>
+    <w:lvl w:ilvl="6" w:tentative="1">
+      <w:start w:val="1"/>
+      <w:numFmt w:val="bullet"/>
+      <w:lvlText w:val=""/>
+      <w:lvlJc w:val="left"/>
+      <w:pPr>
+        <w:tabs>
+          <w:tab w:val="num" w:pos="5040"/>
+        </w:tabs>
+        <w:ind w:left="5040" w:hanging="360"/>
+      </w:pPr>
+      <w:rPr>
+        <w:rFonts w:ascii="Wingdings" w:hAnsi="Wingdings" w:hint="default"/>
+        <w:sz w:val="20"/>
+      </w:rPr>
+    </w:lvl>
+    <w:lvl w:ilvl="7" w:tentative="1">
+      <w:start w:val="1"/>
+      <w:numFmt w:val="bullet"/>
+      <w:lvlText w:val=""/>
+      <w:lvlJc w:val="left"/>
+      <w:pPr>
+        <w:tabs>
+          <w:tab w:val="num" w:pos="5760"/>
+        </w:tabs>
+        <w:ind w:left="5760" w:hanging="360"/>
+      </w:pPr>
+      <w:rPr>
+        <w:rFonts w:ascii="Wingdings" w:hAnsi="Wingdings" w:hint="default"/>
+        <w:sz w:val="20"/>
+      </w:rPr>
+    </w:lvl>
+    <w:lvl w:ilvl="8" w:tentative="1">
+      <w:start w:val="1"/>
+      <w:numFmt w:val="bullet"/>
+      <w:lvlText w:val=""/>
+      <w:lvlJc w:val="left"/>
+      <w:pPr>
+        <w:tabs>
+          <w:tab w:val="num" w:pos="6480"/>
+        </w:tabs>
+        <w:ind w:left="6480" w:hanging="360"/>
+      </w:pPr>
+      <w:rPr>
+        <w:rFonts w:ascii="Wingdings" w:hAnsi="Wingdings" w:hint="default"/>
+        <w:sz w:val="20"/>
+      </w:rPr>
+    </w:lvl>
+  </w:abstractNum>
+  <w:abstractNum w:abstractNumId="2" w15:restartNumberingAfterBreak="0">
     <w:nsid w:val="0D8E3D1E"/>
     <w:multiLevelType w:val="multilevel"/>
     <w:tmpl w:val="F5EE34EE"/>
@@ -4200,7 +5246,7 @@
       </w:rPr>
     </w:lvl>
   </w:abstractNum>
-  <w:abstractNum w:abstractNumId="1" w15:restartNumberingAfterBreak="0">
+  <w:abstractNum w:abstractNumId="3" w15:restartNumberingAfterBreak="0">
     <w:nsid w:val="1A4B5F4C"/>
     <w:multiLevelType w:val="multilevel"/>
     <w:tmpl w:val="4E42A7CA"/>
@@ -4349,7 +5395,7 @@
       </w:rPr>
     </w:lvl>
   </w:abstractNum>
-  <w:abstractNum w:abstractNumId="2" w15:restartNumberingAfterBreak="0">
+  <w:abstractNum w:abstractNumId="4" w15:restartNumberingAfterBreak="0">
     <w:nsid w:val="1C12282F"/>
     <w:multiLevelType w:val="hybridMultilevel"/>
     <w:tmpl w:val="BDFE31E2"/>
@@ -4462,7 +5508,7 @@
       </w:rPr>
     </w:lvl>
   </w:abstractNum>
-  <w:abstractNum w:abstractNumId="3" w15:restartNumberingAfterBreak="0">
+  <w:abstractNum w:abstractNumId="5" w15:restartNumberingAfterBreak="0">
     <w:nsid w:val="1FC73D6D"/>
     <w:multiLevelType w:val="multilevel"/>
     <w:tmpl w:val="71682DD4"/>
@@ -4611,7 +5657,7 @@
       </w:rPr>
     </w:lvl>
   </w:abstractNum>
-  <w:abstractNum w:abstractNumId="4" w15:restartNumberingAfterBreak="0">
+  <w:abstractNum w:abstractNumId="6" w15:restartNumberingAfterBreak="0">
     <w:nsid w:val="25212808"/>
     <w:multiLevelType w:val="multilevel"/>
     <w:tmpl w:val="07D48D72"/>
@@ -4760,7 +5806,7 @@
       </w:rPr>
     </w:lvl>
   </w:abstractNum>
-  <w:abstractNum w:abstractNumId="5" w15:restartNumberingAfterBreak="0">
+  <w:abstractNum w:abstractNumId="7" w15:restartNumberingAfterBreak="0">
     <w:nsid w:val="26E5579A"/>
     <w:multiLevelType w:val="multilevel"/>
     <w:tmpl w:val="D8AAA0D8"/>
@@ -4909,7 +5955,269 @@
       </w:rPr>
     </w:lvl>
   </w:abstractNum>
-  <w:abstractNum w:abstractNumId="6" w15:restartNumberingAfterBreak="0">
+  <w:abstractNum w:abstractNumId="8" w15:restartNumberingAfterBreak="0">
+    <w:nsid w:val="32A067F3"/>
+    <w:multiLevelType w:val="multilevel"/>
+    <w:tmpl w:val="3C48FB3E"/>
+    <w:lvl w:ilvl="0">
+      <w:start w:val="1"/>
+      <w:numFmt w:val="bullet"/>
+      <w:lvlText w:val=""/>
+      <w:lvlJc w:val="left"/>
+      <w:pPr>
+        <w:tabs>
+          <w:tab w:val="num" w:pos="720"/>
+        </w:tabs>
+        <w:ind w:left="720" w:hanging="360"/>
+      </w:pPr>
+      <w:rPr>
+        <w:rFonts w:ascii="Symbol" w:hAnsi="Symbol" w:hint="default"/>
+        <w:sz w:val="20"/>
+      </w:rPr>
+    </w:lvl>
+    <w:lvl w:ilvl="1" w:tentative="1">
+      <w:start w:val="1"/>
+      <w:numFmt w:val="bullet"/>
+      <w:lvlText w:val="o"/>
+      <w:lvlJc w:val="left"/>
+      <w:pPr>
+        <w:tabs>
+          <w:tab w:val="num" w:pos="1440"/>
+        </w:tabs>
+        <w:ind w:left="1440" w:hanging="360"/>
+      </w:pPr>
+      <w:rPr>
+        <w:rFonts w:ascii="Courier New" w:hAnsi="Courier New" w:hint="default"/>
+        <w:sz w:val="20"/>
+      </w:rPr>
+    </w:lvl>
+    <w:lvl w:ilvl="2" w:tentative="1">
+      <w:start w:val="1"/>
+      <w:numFmt w:val="bullet"/>
+      <w:lvlText w:val=""/>
+      <w:lvlJc w:val="left"/>
+      <w:pPr>
+        <w:tabs>
+          <w:tab w:val="num" w:pos="2160"/>
+        </w:tabs>
+        <w:ind w:left="2160" w:hanging="360"/>
+      </w:pPr>
+      <w:rPr>
+        <w:rFonts w:ascii="Wingdings" w:hAnsi="Wingdings" w:hint="default"/>
+        <w:sz w:val="20"/>
+      </w:rPr>
+    </w:lvl>
+    <w:lvl w:ilvl="3" w:tentative="1">
+      <w:start w:val="1"/>
+      <w:numFmt w:val="bullet"/>
+      <w:lvlText w:val=""/>
+      <w:lvlJc w:val="left"/>
+      <w:pPr>
+        <w:tabs>
+          <w:tab w:val="num" w:pos="2880"/>
+        </w:tabs>
+        <w:ind w:left="2880" w:hanging="360"/>
+      </w:pPr>
+      <w:rPr>
+        <w:rFonts w:ascii="Wingdings" w:hAnsi="Wingdings" w:hint="default"/>
+        <w:sz w:val="20"/>
+      </w:rPr>
+    </w:lvl>
+    <w:lvl w:ilvl="4" w:tentative="1">
+      <w:start w:val="1"/>
+      <w:numFmt w:val="bullet"/>
+      <w:lvlText w:val=""/>
+      <w:lvlJc w:val="left"/>
+      <w:pPr>
+        <w:tabs>
+          <w:tab w:val="num" w:pos="3600"/>
+        </w:tabs>
+        <w:ind w:left="3600" w:hanging="360"/>
+      </w:pPr>
+      <w:rPr>
+        <w:rFonts w:ascii="Wingdings" w:hAnsi="Wingdings" w:hint="default"/>
+        <w:sz w:val="20"/>
+      </w:rPr>
+    </w:lvl>
+    <w:lvl w:ilvl="5" w:tentative="1">
+      <w:start w:val="1"/>
+      <w:numFmt w:val="bullet"/>
+      <w:lvlText w:val=""/>
+      <w:lvlJc w:val="left"/>
+      <w:pPr>
+        <w:tabs>
+          <w:tab w:val="num" w:pos="4320"/>
+        </w:tabs>
+        <w:ind w:left="4320" w:hanging="360"/>
+      </w:pPr>
+      <w:rPr>
+        <w:rFonts w:ascii="Wingdings" w:hAnsi="Wingdings" w:hint="default"/>
+        <w:sz w:val="20"/>
+      </w:rPr>
+    </w:lvl>
+    <w:lvl w:ilvl="6" w:tentative="1">
+      <w:start w:val="1"/>
+      <w:numFmt w:val="bullet"/>
+      <w:lvlText w:val=""/>
+      <w:lvlJc w:val="left"/>
+      <w:pPr>
+        <w:tabs>
+          <w:tab w:val="num" w:pos="5040"/>
+        </w:tabs>
+        <w:ind w:left="5040" w:hanging="360"/>
+      </w:pPr>
+      <w:rPr>
+        <w:rFonts w:ascii="Wingdings" w:hAnsi="Wingdings" w:hint="default"/>
+        <w:sz w:val="20"/>
+      </w:rPr>
+    </w:lvl>
+    <w:lvl w:ilvl="7" w:tentative="1">
+      <w:start w:val="1"/>
+      <w:numFmt w:val="bullet"/>
+      <w:lvlText w:val=""/>
+      <w:lvlJc w:val="left"/>
+      <w:pPr>
+        <w:tabs>
+          <w:tab w:val="num" w:pos="5760"/>
+        </w:tabs>
+        <w:ind w:left="5760" w:hanging="360"/>
+      </w:pPr>
+      <w:rPr>
+        <w:rFonts w:ascii="Wingdings" w:hAnsi="Wingdings" w:hint="default"/>
+        <w:sz w:val="20"/>
+      </w:rPr>
+    </w:lvl>
+    <w:lvl w:ilvl="8" w:tentative="1">
+      <w:start w:val="1"/>
+      <w:numFmt w:val="bullet"/>
+      <w:lvlText w:val=""/>
+      <w:lvlJc w:val="left"/>
+      <w:pPr>
+        <w:tabs>
+          <w:tab w:val="num" w:pos="6480"/>
+        </w:tabs>
+        <w:ind w:left="6480" w:hanging="360"/>
+      </w:pPr>
+      <w:rPr>
+        <w:rFonts w:ascii="Wingdings" w:hAnsi="Wingdings" w:hint="default"/>
+        <w:sz w:val="20"/>
+      </w:rPr>
+    </w:lvl>
+  </w:abstractNum>
+  <w:abstractNum w:abstractNumId="9" w15:restartNumberingAfterBreak="0">
+    <w:nsid w:val="35485AA9"/>
+    <w:multiLevelType w:val="hybridMultilevel"/>
+    <w:tmpl w:val="99DC2864"/>
+    <w:lvl w:ilvl="0" w:tplc="40090001">
+      <w:start w:val="1"/>
+      <w:numFmt w:val="bullet"/>
+      <w:lvlText w:val=""/>
+      <w:lvlJc w:val="left"/>
+      <w:pPr>
+        <w:ind w:left="720" w:hanging="360"/>
+      </w:pPr>
+      <w:rPr>
+        <w:rFonts w:ascii="Symbol" w:hAnsi="Symbol" w:hint="default"/>
+      </w:rPr>
+    </w:lvl>
+    <w:lvl w:ilvl="1" w:tplc="40090003" w:tentative="1">
+      <w:start w:val="1"/>
+      <w:numFmt w:val="bullet"/>
+      <w:lvlText w:val="o"/>
+      <w:lvlJc w:val="left"/>
+      <w:pPr>
+        <w:ind w:left="1440" w:hanging="360"/>
+      </w:pPr>
+      <w:rPr>
+        <w:rFonts w:ascii="Courier New" w:hAnsi="Courier New" w:cs="Courier New" w:hint="default"/>
+      </w:rPr>
+    </w:lvl>
+    <w:lvl w:ilvl="2" w:tplc="40090005" w:tentative="1">
+      <w:start w:val="1"/>
+      <w:numFmt w:val="bullet"/>
+      <w:lvlText w:val=""/>
+      <w:lvlJc w:val="left"/>
+      <w:pPr>
+        <w:ind w:left="2160" w:hanging="360"/>
+      </w:pPr>
+      <w:rPr>
+        <w:rFonts w:ascii="Wingdings" w:hAnsi="Wingdings" w:hint="default"/>
+      </w:rPr>
+    </w:lvl>
+    <w:lvl w:ilvl="3" w:tplc="40090001" w:tentative="1">
+      <w:start w:val="1"/>
+      <w:numFmt w:val="bullet"/>
+      <w:lvlText w:val=""/>
+      <w:lvlJc w:val="left"/>
+      <w:pPr>
+        <w:ind w:left="2880" w:hanging="360"/>
+      </w:pPr>
+      <w:rPr>
+        <w:rFonts w:ascii="Symbol" w:hAnsi="Symbol" w:hint="default"/>
+      </w:rPr>
+    </w:lvl>
+    <w:lvl w:ilvl="4" w:tplc="40090003" w:tentative="1">
+      <w:start w:val="1"/>
+      <w:numFmt w:val="bullet"/>
+      <w:lvlText w:val="o"/>
+      <w:lvlJc w:val="left"/>
+      <w:pPr>
+        <w:ind w:left="3600" w:hanging="360"/>
+      </w:pPr>
+      <w:rPr>
+        <w:rFonts w:ascii="Courier New" w:hAnsi="Courier New" w:cs="Courier New" w:hint="default"/>
+      </w:rPr>
+    </w:lvl>
+    <w:lvl w:ilvl="5" w:tplc="40090005" w:tentative="1">
+      <w:start w:val="1"/>
+      <w:numFmt w:val="bullet"/>
+      <w:lvlText w:val=""/>
+      <w:lvlJc w:val="left"/>
+      <w:pPr>
+        <w:ind w:left="4320" w:hanging="360"/>
+      </w:pPr>
+      <w:rPr>
+        <w:rFonts w:ascii="Wingdings" w:hAnsi="Wingdings" w:hint="default"/>
+      </w:rPr>
+    </w:lvl>
+    <w:lvl w:ilvl="6" w:tplc="40090001" w:tentative="1">
+      <w:start w:val="1"/>
+      <w:numFmt w:val="bullet"/>
+      <w:lvlText w:val=""/>
+      <w:lvlJc w:val="left"/>
+      <w:pPr>
+        <w:ind w:left="5040" w:hanging="360"/>
+      </w:pPr>
+      <w:rPr>
+        <w:rFonts w:ascii="Symbol" w:hAnsi="Symbol" w:hint="default"/>
+      </w:rPr>
+    </w:lvl>
+    <w:lvl w:ilvl="7" w:tplc="40090003" w:tentative="1">
+      <w:start w:val="1"/>
+      <w:numFmt w:val="bullet"/>
+      <w:lvlText w:val="o"/>
+      <w:lvlJc w:val="left"/>
+      <w:pPr>
+        <w:ind w:left="5760" w:hanging="360"/>
+      </w:pPr>
+      <w:rPr>
+        <w:rFonts w:ascii="Courier New" w:hAnsi="Courier New" w:cs="Courier New" w:hint="default"/>
+      </w:rPr>
+    </w:lvl>
+    <w:lvl w:ilvl="8" w:tplc="40090005" w:tentative="1">
+      <w:start w:val="1"/>
+      <w:numFmt w:val="bullet"/>
+      <w:lvlText w:val=""/>
+      <w:lvlJc w:val="left"/>
+      <w:pPr>
+        <w:ind w:left="6480" w:hanging="360"/>
+      </w:pPr>
+      <w:rPr>
+        <w:rFonts w:ascii="Wingdings" w:hAnsi="Wingdings" w:hint="default"/>
+      </w:rPr>
+    </w:lvl>
+  </w:abstractNum>
+  <w:abstractNum w:abstractNumId="10" w15:restartNumberingAfterBreak="0">
     <w:nsid w:val="39B46177"/>
     <w:multiLevelType w:val="multilevel"/>
     <w:tmpl w:val="A7AE67E8"/>
@@ -5058,7 +6366,7 @@
       </w:rPr>
     </w:lvl>
   </w:abstractNum>
-  <w:abstractNum w:abstractNumId="7" w15:restartNumberingAfterBreak="0">
+  <w:abstractNum w:abstractNumId="11" w15:restartNumberingAfterBreak="0">
     <w:nsid w:val="3A8E2423"/>
     <w:multiLevelType w:val="multilevel"/>
     <w:tmpl w:val="1CE28FF4"/>
@@ -5207,7 +6515,119 @@
       </w:rPr>
     </w:lvl>
   </w:abstractNum>
-  <w:abstractNum w:abstractNumId="8" w15:restartNumberingAfterBreak="0">
+  <w:abstractNum w:abstractNumId="12" w15:restartNumberingAfterBreak="0">
+    <w:nsid w:val="4FBE78D6"/>
+    <w:multiLevelType w:val="hybridMultilevel"/>
+    <w:tmpl w:val="597C5DBC"/>
+    <w:lvl w:ilvl="0" w:tplc="6BD06E42">
+      <w:numFmt w:val="bullet"/>
+      <w:lvlText w:val="•"/>
+      <w:lvlJc w:val="left"/>
+      <w:pPr>
+        <w:ind w:left="720" w:hanging="360"/>
+      </w:pPr>
+      <w:rPr>
+        <w:rFonts w:ascii="Calibri" w:eastAsiaTheme="minorHAnsi" w:hAnsi="Calibri" w:cs="Calibri" w:hint="default"/>
+      </w:rPr>
+    </w:lvl>
+    <w:lvl w:ilvl="1" w:tplc="40090003" w:tentative="1">
+      <w:start w:val="1"/>
+      <w:numFmt w:val="bullet"/>
+      <w:lvlText w:val="o"/>
+      <w:lvlJc w:val="left"/>
+      <w:pPr>
+        <w:ind w:left="1440" w:hanging="360"/>
+      </w:pPr>
+      <w:rPr>
+        <w:rFonts w:ascii="Courier New" w:hAnsi="Courier New" w:cs="Courier New" w:hint="default"/>
+      </w:rPr>
+    </w:lvl>
+    <w:lvl w:ilvl="2" w:tplc="40090005" w:tentative="1">
+      <w:start w:val="1"/>
+      <w:numFmt w:val="bullet"/>
+      <w:lvlText w:val=""/>
+      <w:lvlJc w:val="left"/>
+      <w:pPr>
+        <w:ind w:left="2160" w:hanging="360"/>
+      </w:pPr>
+      <w:rPr>
+        <w:rFonts w:ascii="Wingdings" w:hAnsi="Wingdings" w:hint="default"/>
+      </w:rPr>
+    </w:lvl>
+    <w:lvl w:ilvl="3" w:tplc="40090001" w:tentative="1">
+      <w:start w:val="1"/>
+      <w:numFmt w:val="bullet"/>
+      <w:lvlText w:val=""/>
+      <w:lvlJc w:val="left"/>
+      <w:pPr>
+        <w:ind w:left="2880" w:hanging="360"/>
+      </w:pPr>
+      <w:rPr>
+        <w:rFonts w:ascii="Symbol" w:hAnsi="Symbol" w:hint="default"/>
+      </w:rPr>
+    </w:lvl>
+    <w:lvl w:ilvl="4" w:tplc="40090003" w:tentative="1">
+      <w:start w:val="1"/>
+      <w:numFmt w:val="bullet"/>
+      <w:lvlText w:val="o"/>
+      <w:lvlJc w:val="left"/>
+      <w:pPr>
+        <w:ind w:left="3600" w:hanging="360"/>
+      </w:pPr>
+      <w:rPr>
+        <w:rFonts w:ascii="Courier New" w:hAnsi="Courier New" w:cs="Courier New" w:hint="default"/>
+      </w:rPr>
+    </w:lvl>
+    <w:lvl w:ilvl="5" w:tplc="40090005" w:tentative="1">
+      <w:start w:val="1"/>
+      <w:numFmt w:val="bullet"/>
+      <w:lvlText w:val=""/>
+      <w:lvlJc w:val="left"/>
+      <w:pPr>
+        <w:ind w:left="4320" w:hanging="360"/>
+      </w:pPr>
+      <w:rPr>
+        <w:rFonts w:ascii="Wingdings" w:hAnsi="Wingdings" w:hint="default"/>
+      </w:rPr>
+    </w:lvl>
+    <w:lvl w:ilvl="6" w:tplc="40090001" w:tentative="1">
+      <w:start w:val="1"/>
+      <w:numFmt w:val="bullet"/>
+      <w:lvlText w:val=""/>
+      <w:lvlJc w:val="left"/>
+      <w:pPr>
+        <w:ind w:left="5040" w:hanging="360"/>
+      </w:pPr>
+      <w:rPr>
+        <w:rFonts w:ascii="Symbol" w:hAnsi="Symbol" w:hint="default"/>
+      </w:rPr>
+    </w:lvl>
+    <w:lvl w:ilvl="7" w:tplc="40090003" w:tentative="1">
+      <w:start w:val="1"/>
+      <w:numFmt w:val="bullet"/>
+      <w:lvlText w:val="o"/>
+      <w:lvlJc w:val="left"/>
+      <w:pPr>
+        <w:ind w:left="5760" w:hanging="360"/>
+      </w:pPr>
+      <w:rPr>
+        <w:rFonts w:ascii="Courier New" w:hAnsi="Courier New" w:cs="Courier New" w:hint="default"/>
+      </w:rPr>
+    </w:lvl>
+    <w:lvl w:ilvl="8" w:tplc="40090005" w:tentative="1">
+      <w:start w:val="1"/>
+      <w:numFmt w:val="bullet"/>
+      <w:lvlText w:val=""/>
+      <w:lvlJc w:val="left"/>
+      <w:pPr>
+        <w:ind w:left="6480" w:hanging="360"/>
+      </w:pPr>
+      <w:rPr>
+        <w:rFonts w:ascii="Wingdings" w:hAnsi="Wingdings" w:hint="default"/>
+      </w:rPr>
+    </w:lvl>
+  </w:abstractNum>
+  <w:abstractNum w:abstractNumId="13" w15:restartNumberingAfterBreak="0">
     <w:nsid w:val="5C905603"/>
     <w:multiLevelType w:val="multilevel"/>
     <w:tmpl w:val="0F36E4AC"/>
@@ -5356,7 +6776,7 @@
       </w:rPr>
     </w:lvl>
   </w:abstractNum>
-  <w:abstractNum w:abstractNumId="9" w15:restartNumberingAfterBreak="0">
+  <w:abstractNum w:abstractNumId="14" w15:restartNumberingAfterBreak="0">
     <w:nsid w:val="5F103B89"/>
     <w:multiLevelType w:val="multilevel"/>
     <w:tmpl w:val="59406722"/>
@@ -5505,7 +6925,7 @@
       </w:rPr>
     </w:lvl>
   </w:abstractNum>
-  <w:abstractNum w:abstractNumId="10" w15:restartNumberingAfterBreak="0">
+  <w:abstractNum w:abstractNumId="15" w15:restartNumberingAfterBreak="0">
     <w:nsid w:val="61D03614"/>
     <w:multiLevelType w:val="multilevel"/>
     <w:tmpl w:val="B3CACCCA"/>
@@ -5654,7 +7074,7 @@
       </w:rPr>
     </w:lvl>
   </w:abstractNum>
-  <w:abstractNum w:abstractNumId="11" w15:restartNumberingAfterBreak="0">
+  <w:abstractNum w:abstractNumId="16" w15:restartNumberingAfterBreak="0">
     <w:nsid w:val="6B306762"/>
     <w:multiLevelType w:val="multilevel"/>
     <w:tmpl w:val="E3968EE2"/>
@@ -5803,7 +7223,7 @@
       </w:rPr>
     </w:lvl>
   </w:abstractNum>
-  <w:abstractNum w:abstractNumId="12" w15:restartNumberingAfterBreak="0">
+  <w:abstractNum w:abstractNumId="17" w15:restartNumberingAfterBreak="0">
     <w:nsid w:val="709B3740"/>
     <w:multiLevelType w:val="multilevel"/>
     <w:tmpl w:val="8DF44FF8"/>
@@ -5953,43 +7373,58 @@
     </w:lvl>
   </w:abstractNum>
   <w:num w:numId="1" w16cid:durableId="2061248236">
+    <w:abstractNumId w:val="14"/>
+  </w:num>
+  <w:num w:numId="2" w16cid:durableId="713850205">
+    <w:abstractNumId w:val="13"/>
+  </w:num>
+  <w:num w:numId="3" w16cid:durableId="1389501018">
+    <w:abstractNumId w:val="10"/>
+  </w:num>
+  <w:num w:numId="4" w16cid:durableId="958267956">
+    <w:abstractNumId w:val="3"/>
+  </w:num>
+  <w:num w:numId="5" w16cid:durableId="1928077508">
+    <w:abstractNumId w:val="7"/>
+  </w:num>
+  <w:num w:numId="6" w16cid:durableId="1586570786">
+    <w:abstractNumId w:val="6"/>
+  </w:num>
+  <w:num w:numId="7" w16cid:durableId="1293904569">
+    <w:abstractNumId w:val="5"/>
+  </w:num>
+  <w:num w:numId="8" w16cid:durableId="1984653952">
+    <w:abstractNumId w:val="16"/>
+  </w:num>
+  <w:num w:numId="9" w16cid:durableId="371423092">
+    <w:abstractNumId w:val="11"/>
+  </w:num>
+  <w:num w:numId="10" w16cid:durableId="380371507">
+    <w:abstractNumId w:val="17"/>
+  </w:num>
+  <w:num w:numId="11" w16cid:durableId="202600951">
+    <w:abstractNumId w:val="2"/>
+  </w:num>
+  <w:num w:numId="12" w16cid:durableId="1856655814">
+    <w:abstractNumId w:val="15"/>
+  </w:num>
+  <w:num w:numId="13" w16cid:durableId="1992440742">
+    <w:abstractNumId w:val="4"/>
+  </w:num>
+  <w:num w:numId="14" w16cid:durableId="518205854">
+    <w:abstractNumId w:val="1"/>
+  </w:num>
+  <w:num w:numId="15" w16cid:durableId="424805522">
+    <w:abstractNumId w:val="8"/>
+  </w:num>
+  <w:num w:numId="16" w16cid:durableId="443379132">
+    <w:abstractNumId w:val="0"/>
+  </w:num>
+  <w:num w:numId="17" w16cid:durableId="1590894117">
     <w:abstractNumId w:val="9"/>
   </w:num>
-  <w:num w:numId="2" w16cid:durableId="713850205">
-    <w:abstractNumId w:val="8"/>
-  </w:num>
-  <w:num w:numId="3" w16cid:durableId="1389501018">
-    <w:abstractNumId w:val="6"/>
-  </w:num>
-  <w:num w:numId="4" w16cid:durableId="958267956">
-    <w:abstractNumId w:val="1"/>
-  </w:num>
-  <w:num w:numId="5" w16cid:durableId="1928077508">
-    <w:abstractNumId w:val="5"/>
-  </w:num>
-  <w:num w:numId="6" w16cid:durableId="1586570786">
-    <w:abstractNumId w:val="4"/>
-  </w:num>
-  <w:num w:numId="7" w16cid:durableId="1293904569">
-    <w:abstractNumId w:val="3"/>
-  </w:num>
-  <w:num w:numId="8" w16cid:durableId="1984653952">
-    <w:abstractNumId w:val="11"/>
-  </w:num>
-  <w:num w:numId="9" w16cid:durableId="371423092">
-    <w:abstractNumId w:val="7"/>
-  </w:num>
-  <w:num w:numId="10" w16cid:durableId="380371507">
+  <w:num w:numId="18" w16cid:durableId="1730224814">
     <w:abstractNumId w:val="12"/>
-  </w:num>
-  <w:num w:numId="11" w16cid:durableId="202600951">
-    <w:abstractNumId w:val="0"/>
-  </w:num>
-  <w:num w:numId="12" w16cid:durableId="1856655814">
-    <w:abstractNumId w:val="10"/>
-  </w:num>
-  <w:num w:numId="13" w16cid:durableId="1992440742">
-    <w:abstractNumId w:val="2"/>
   </w:num>
 </w:numbering>
 </file>

--- a/documentation/Step 8.docx
+++ b/documentation/Step 8.docx
@@ -137,13 +137,8 @@
       </w:r>
     </w:p>
     <w:p>
-      <w:proofErr w:type="spellStart"/>
-      <w:r>
-        <w:t>Analyzes</w:t>
-      </w:r>
-      <w:proofErr w:type="spellEnd"/>
-      <w:r>
-        <w:t xml:space="preserve"> fraud patterns across geographic locations, merchant categories, and customer segments.</w:t>
+      <w:r>
+        <w:t>Analyzes fraud patterns across geographic locations, merchant categories, and customer segments.</w:t>
       </w:r>
     </w:p>
     <w:p>
@@ -156,13 +151,8 @@
       </w:r>
     </w:p>
     <w:p>
-      <w:proofErr w:type="spellStart"/>
-      <w:r>
-        <w:t>Analyzes</w:t>
-      </w:r>
-      <w:proofErr w:type="spellEnd"/>
-      <w:r>
-        <w:t xml:space="preserve"> fraud patterns across different time periods and presents model-generated risk categories and alert information.</w:t>
+      <w:r>
+        <w:t>Analyzes fraud patterns across different time periods and presents model-generated risk categories and alert information.</w:t>
       </w:r>
     </w:p>
     <w:p>
@@ -187,67 +177,51 @@
       <w:r>
         <w:t xml:space="preserve"> </w:t>
       </w:r>
-      <w:proofErr w:type="spellStart"/>
       <w:r>
         <w:t>vw_core_kpis</w:t>
       </w:r>
-      <w:proofErr w:type="spellEnd"/>
       <w:r>
         <w:t xml:space="preserve">, </w:t>
       </w:r>
-      <w:proofErr w:type="spellStart"/>
       <w:r>
         <w:t>vw_geographic_analysis</w:t>
       </w:r>
-      <w:proofErr w:type="spellEnd"/>
       <w:r>
         <w:t xml:space="preserve">, </w:t>
       </w:r>
-      <w:proofErr w:type="spellStart"/>
       <w:r>
         <w:t>vw_category_analysis</w:t>
       </w:r>
-      <w:proofErr w:type="spellEnd"/>
       <w:r>
         <w:t xml:space="preserve">, </w:t>
       </w:r>
-      <w:proofErr w:type="spellStart"/>
       <w:r>
         <w:t>vw_gender_analysis</w:t>
       </w:r>
-      <w:proofErr w:type="spellEnd"/>
       <w:r>
         <w:t xml:space="preserve">, </w:t>
       </w:r>
-      <w:proofErr w:type="spellStart"/>
       <w:r>
         <w:t>vw_hourly_fraud_analysis</w:t>
       </w:r>
-      <w:proofErr w:type="spellEnd"/>
       <w:r>
         <w:t xml:space="preserve">, </w:t>
       </w:r>
-      <w:proofErr w:type="spellStart"/>
       <w:r>
         <w:t>vw_daily_fraud_analysis</w:t>
       </w:r>
-      <w:proofErr w:type="spellEnd"/>
       <w:r>
         <w:t xml:space="preserve">, </w:t>
       </w:r>
-      <w:proofErr w:type="spellStart"/>
       <w:r>
         <w:t>vw_monthly_fraud_analysis</w:t>
       </w:r>
-      <w:proofErr w:type="spellEnd"/>
       <w:r>
         <w:t xml:space="preserve"> and </w:t>
       </w:r>
-      <w:proofErr w:type="spellStart"/>
       <w:r>
         <w:t>vw_risk_analysis</w:t>
       </w:r>
-      <w:proofErr w:type="spellEnd"/>
       <w:r>
         <w:t>.</w:t>
       </w:r>
@@ -419,136 +393,99 @@
         <w:t>Database:</w:t>
       </w:r>
       <w:r>
+        <w:t xml:space="preserve"> fraud_analytics_db</w:t>
+      </w:r>
+    </w:p>
+    <w:p>
+      <w:r>
+        <w:rPr>
+          <w:b/>
+          <w:bCs/>
+        </w:rPr>
+        <w:t>Authentication Method:</w:t>
+      </w:r>
+      <w:r>
+        <w:t xml:space="preserve"> Database Authentication</w:t>
+      </w:r>
+    </w:p>
+    <w:p>
+      <w:pPr>
+        <w:rPr>
+          <w:b/>
+          <w:bCs/>
+        </w:rPr>
+      </w:pPr>
+      <w:r>
+        <w:rPr>
+          <w:b/>
+          <w:bCs/>
+        </w:rPr>
+        <w:t>DATA SOURCES SELECTED</w:t>
+      </w:r>
+    </w:p>
+    <w:p>
+      <w:r>
+        <w:t>The following SQL views were selected as the reporting layer for Power BI:</w:t>
+      </w:r>
+      <w:r>
         <w:t xml:space="preserve"> </w:t>
       </w:r>
-      <w:proofErr w:type="spellStart"/>
-      <w:r>
-        <w:t>fraud_analytics_db</w:t>
-      </w:r>
-      <w:proofErr w:type="spellEnd"/>
-    </w:p>
-    <w:p>
-      <w:r>
-        <w:rPr>
-          <w:b/>
-          <w:bCs/>
-        </w:rPr>
-        <w:t>Authentication Method:</w:t>
-      </w:r>
-      <w:r>
-        <w:t xml:space="preserve"> Database Authentication</w:t>
-      </w:r>
-    </w:p>
-    <w:p>
-      <w:pPr>
-        <w:rPr>
-          <w:b/>
-          <w:bCs/>
-        </w:rPr>
-      </w:pPr>
-      <w:r>
-        <w:rPr>
-          <w:b/>
-          <w:bCs/>
-        </w:rPr>
-        <w:t>DATA SOURCES SELECTED</w:t>
-      </w:r>
-    </w:p>
-    <w:p>
-      <w:r>
-        <w:t>The following SQL views were selected as the reporting layer for Power BI:</w:t>
+      <w:r>
+        <w:t>vw_core_kpis</w:t>
+      </w:r>
+      <w:r>
+        <w:t xml:space="preserve">, </w:t>
+      </w:r>
+      <w:r>
+        <w:t>vw_geographic_analysis</w:t>
+      </w:r>
+      <w:r>
+        <w:t xml:space="preserve">, </w:t>
+      </w:r>
+      <w:r>
+        <w:t>vw_category_analysis</w:t>
+      </w:r>
+      <w:r>
+        <w:t xml:space="preserve">, </w:t>
+      </w:r>
+      <w:r>
+        <w:t>vw_gender_analysis</w:t>
+      </w:r>
+      <w:r>
+        <w:t xml:space="preserve">, </w:t>
+      </w:r>
+      <w:r>
+        <w:t>vw_hourly_fraud_analysis</w:t>
+      </w:r>
+      <w:r>
+        <w:t xml:space="preserve">, </w:t>
+      </w:r>
+      <w:r>
+        <w:t>vw_daily_fraud_analysis</w:t>
+      </w:r>
+      <w:r>
+        <w:t xml:space="preserve">, </w:t>
+      </w:r>
+      <w:r>
+        <w:t>vw_monthly_fraud_analysis</w:t>
+      </w:r>
+      <w:r>
+        <w:t xml:space="preserve"> and </w:t>
+      </w:r>
+      <w:r>
+        <w:t>vw_risk_analysis</w:t>
+      </w:r>
+      <w:r>
+        <w:t>.</w:t>
       </w:r>
       <w:r>
         <w:t xml:space="preserve"> </w:t>
       </w:r>
-      <w:proofErr w:type="spellStart"/>
-      <w:r>
-        <w:t>vw_core_kpis</w:t>
-      </w:r>
-      <w:proofErr w:type="spellEnd"/>
-      <w:r>
-        <w:t xml:space="preserve">, </w:t>
-      </w:r>
-      <w:proofErr w:type="spellStart"/>
-      <w:r>
-        <w:t>vw_geographic_analysis</w:t>
-      </w:r>
-      <w:proofErr w:type="spellEnd"/>
-      <w:r>
-        <w:t xml:space="preserve">, </w:t>
-      </w:r>
-      <w:proofErr w:type="spellStart"/>
-      <w:r>
-        <w:t>vw_category_analysis</w:t>
-      </w:r>
-      <w:proofErr w:type="spellEnd"/>
-      <w:r>
-        <w:t xml:space="preserve">, </w:t>
-      </w:r>
-      <w:proofErr w:type="spellStart"/>
-      <w:r>
-        <w:t>vw_gender_analysis</w:t>
-      </w:r>
-      <w:proofErr w:type="spellEnd"/>
-      <w:r>
-        <w:t xml:space="preserve">, </w:t>
-      </w:r>
-      <w:proofErr w:type="spellStart"/>
-      <w:r>
-        <w:t>vw_hourly_fraud_analysis</w:t>
-      </w:r>
-      <w:proofErr w:type="spellEnd"/>
-      <w:r>
-        <w:t xml:space="preserve">, </w:t>
-      </w:r>
-      <w:proofErr w:type="spellStart"/>
-      <w:r>
-        <w:t>vw_daily_fraud_analysis</w:t>
-      </w:r>
-      <w:proofErr w:type="spellEnd"/>
-      <w:r>
-        <w:t xml:space="preserve">, </w:t>
-      </w:r>
-      <w:proofErr w:type="spellStart"/>
-      <w:r>
-        <w:t>vw_monthly_fraud_analysis</w:t>
-      </w:r>
-      <w:proofErr w:type="spellEnd"/>
-      <w:r>
-        <w:t xml:space="preserve"> and </w:t>
-      </w:r>
-      <w:proofErr w:type="spellStart"/>
-      <w:r>
-        <w:t>vw_risk_analysis</w:t>
-      </w:r>
-      <w:proofErr w:type="spellEnd"/>
-      <w:r>
-        <w:t>.</w:t>
-      </w:r>
       <w:r>
         <w:t xml:space="preserve"> </w:t>
       </w:r>
       <w:r>
-        <w:t xml:space="preserve"> </w:t>
-      </w:r>
-      <w:r>
-        <w:t xml:space="preserve">The original </w:t>
-      </w:r>
-      <w:proofErr w:type="spellStart"/>
-      <w:r>
-        <w:t>transactions_master</w:t>
-      </w:r>
-      <w:proofErr w:type="spellEnd"/>
-      <w:r>
-        <w:t xml:space="preserve"> and </w:t>
-      </w:r>
-      <w:proofErr w:type="spellStart"/>
-      <w:r>
-        <w:t>fraud_risk_scores</w:t>
-      </w:r>
-      <w:proofErr w:type="spellEnd"/>
-      <w:r>
-        <w:t xml:space="preserve"> tables were not imported because the reusable SQL views already contain the validated and aggregated business metrics required for dashboard development.</w:t>
+        <w:t>The original transactions_master and fraud_risk_scores tables were not imported because the reusable SQL views already contain the validated and aggregated business metrics required for dashboard development.</w:t>
       </w:r>
     </w:p>
     <w:p>
@@ -668,15 +605,7 @@
     </w:p>
     <w:p>
       <w:r>
-        <w:t xml:space="preserve">Power BI was successfully connected to the </w:t>
-      </w:r>
-      <w:proofErr w:type="spellStart"/>
-      <w:r>
-        <w:t>fraud_analytics_db</w:t>
-      </w:r>
-      <w:proofErr w:type="spellEnd"/>
-      <w:r>
-        <w:t xml:space="preserve"> MySQL database. All eight reusable SQL views were selected and verified in Power Query Editor. These views will serve as the primary data sources for Power BI dashboard development.</w:t>
+        <w:t>Power BI was successfully connected to the fraud_analytics_db MySQL database. All eight reusable SQL views were selected and verified in Power Query Editor. These views will serve as the primary data sources for Power BI dashboard development.</w:t>
       </w:r>
     </w:p>
     <w:p>
@@ -762,71 +691,7 @@
     </w:p>
     <w:p>
       <w:r>
-        <w:t xml:space="preserve">The following SQL views were selected as the reporting layer for Power BI: </w:t>
-      </w:r>
-      <w:proofErr w:type="spellStart"/>
-      <w:r>
-        <w:t>vw_core_kpis</w:t>
-      </w:r>
-      <w:proofErr w:type="spellEnd"/>
-      <w:r>
-        <w:t xml:space="preserve">, </w:t>
-      </w:r>
-      <w:proofErr w:type="spellStart"/>
-      <w:r>
-        <w:t>vw_geographic_analysis</w:t>
-      </w:r>
-      <w:proofErr w:type="spellEnd"/>
-      <w:r>
-        <w:t xml:space="preserve">, </w:t>
-      </w:r>
-      <w:proofErr w:type="spellStart"/>
-      <w:r>
-        <w:t>vw_category_analysis</w:t>
-      </w:r>
-      <w:proofErr w:type="spellEnd"/>
-      <w:r>
-        <w:t xml:space="preserve">, </w:t>
-      </w:r>
-      <w:proofErr w:type="spellStart"/>
-      <w:r>
-        <w:t>vw_gender_analysis</w:t>
-      </w:r>
-      <w:proofErr w:type="spellEnd"/>
-      <w:r>
-        <w:t xml:space="preserve">, </w:t>
-      </w:r>
-      <w:proofErr w:type="spellStart"/>
-      <w:r>
-        <w:t>vw_hourly_fraud_analysis</w:t>
-      </w:r>
-      <w:proofErr w:type="spellEnd"/>
-      <w:r>
-        <w:t xml:space="preserve">, </w:t>
-      </w:r>
-      <w:proofErr w:type="spellStart"/>
-      <w:r>
-        <w:t>vw_daily_fraud_analysis</w:t>
-      </w:r>
-      <w:proofErr w:type="spellEnd"/>
-      <w:r>
-        <w:t xml:space="preserve">, </w:t>
-      </w:r>
-      <w:proofErr w:type="spellStart"/>
-      <w:r>
-        <w:t>vw_monthly_fraud_analysis</w:t>
-      </w:r>
-      <w:proofErr w:type="spellEnd"/>
-      <w:r>
-        <w:t xml:space="preserve"> and </w:t>
-      </w:r>
-      <w:proofErr w:type="spellStart"/>
-      <w:r>
-        <w:t>vw_risk_analysis</w:t>
-      </w:r>
-      <w:proofErr w:type="spellEnd"/>
-      <w:r>
-        <w:t xml:space="preserve">. </w:t>
+        <w:t xml:space="preserve">The following SQL views were selected as the reporting layer for Power BI: vw_core_kpis, vw_geographic_analysis, vw_category_analysis, vw_gender_analysis, vw_hourly_fraud_analysis, vw_daily_fraud_analysis, vw_monthly_fraud_analysis and vw_risk_analysis. </w:t>
       </w:r>
     </w:p>
     <w:p>
@@ -906,15 +771,7 @@
     </w:p>
     <w:p>
       <w:r>
-        <w:t xml:space="preserve">The verified SQL views were successfully loaded into Power BI and are now available for data </w:t>
-      </w:r>
-      <w:proofErr w:type="spellStart"/>
-      <w:r>
-        <w:t>modeling</w:t>
-      </w:r>
-      <w:proofErr w:type="spellEnd"/>
-      <w:r>
-        <w:t xml:space="preserve"> and dashboard development.</w:t>
+        <w:t>The verified SQL views were successfully loaded into Power BI and are now available for data modeling and dashboard development.</w:t>
       </w:r>
     </w:p>
     <w:p>
@@ -983,71 +840,7 @@
     </w:p>
     <w:p>
       <w:r>
-        <w:t xml:space="preserve">The following SQL views were selected as the reporting layer for Power BI: </w:t>
-      </w:r>
-      <w:proofErr w:type="spellStart"/>
-      <w:r>
-        <w:t>vw_core_kpis</w:t>
-      </w:r>
-      <w:proofErr w:type="spellEnd"/>
-      <w:r>
-        <w:t xml:space="preserve">, </w:t>
-      </w:r>
-      <w:proofErr w:type="spellStart"/>
-      <w:r>
-        <w:t>vw_geographic_analysis</w:t>
-      </w:r>
-      <w:proofErr w:type="spellEnd"/>
-      <w:r>
-        <w:t xml:space="preserve">, </w:t>
-      </w:r>
-      <w:proofErr w:type="spellStart"/>
-      <w:r>
-        <w:t>vw_category_analysis</w:t>
-      </w:r>
-      <w:proofErr w:type="spellEnd"/>
-      <w:r>
-        <w:t xml:space="preserve">, </w:t>
-      </w:r>
-      <w:proofErr w:type="spellStart"/>
-      <w:r>
-        <w:t>vw_gender_analysis</w:t>
-      </w:r>
-      <w:proofErr w:type="spellEnd"/>
-      <w:r>
-        <w:t xml:space="preserve">, </w:t>
-      </w:r>
-      <w:proofErr w:type="spellStart"/>
-      <w:r>
-        <w:t>vw_hourly_fraud_analysis</w:t>
-      </w:r>
-      <w:proofErr w:type="spellEnd"/>
-      <w:r>
-        <w:t xml:space="preserve">, </w:t>
-      </w:r>
-      <w:proofErr w:type="spellStart"/>
-      <w:r>
-        <w:t>vw_daily_fraud_analysis</w:t>
-      </w:r>
-      <w:proofErr w:type="spellEnd"/>
-      <w:r>
-        <w:t xml:space="preserve">, </w:t>
-      </w:r>
-      <w:proofErr w:type="spellStart"/>
-      <w:r>
-        <w:t>vw_monthly_fraud_analysis</w:t>
-      </w:r>
-      <w:proofErr w:type="spellEnd"/>
-      <w:r>
-        <w:t xml:space="preserve"> and </w:t>
-      </w:r>
-      <w:proofErr w:type="spellStart"/>
-      <w:r>
-        <w:t>vw_risk_analysis</w:t>
-      </w:r>
-      <w:proofErr w:type="spellEnd"/>
-      <w:r>
-        <w:t xml:space="preserve">. </w:t>
+        <w:t xml:space="preserve">The following SQL views were selected as the reporting layer for Power BI: vw_core_kpis, vw_geographic_analysis, vw_category_analysis, vw_gender_analysis, vw_hourly_fraud_analysis, vw_daily_fraud_analysis, vw_monthly_fraud_analysis and vw_risk_analysis. </w:t>
       </w:r>
     </w:p>
     <w:p/>
@@ -1214,23 +1007,7 @@
     </w:p>
     <w:p>
       <w:r>
-        <w:t xml:space="preserve">The </w:t>
-      </w:r>
-      <w:proofErr w:type="spellStart"/>
-      <w:r>
-        <w:t>transaction_day</w:t>
-      </w:r>
-      <w:proofErr w:type="spellEnd"/>
-      <w:r>
-        <w:t xml:space="preserve"> and </w:t>
-      </w:r>
-      <w:proofErr w:type="spellStart"/>
-      <w:r>
-        <w:t>transaction_month</w:t>
-      </w:r>
-      <w:proofErr w:type="spellEnd"/>
-      <w:r>
-        <w:t xml:space="preserve"> columns contain textual values.</w:t>
+        <w:t>The transaction_day and transaction_month columns contain textual values.</w:t>
       </w:r>
       <w:r>
         <w:t xml:space="preserve"> </w:t>
@@ -1262,15 +1039,7 @@
     </w:p>
     <w:p>
       <w:r>
-        <w:t xml:space="preserve">A </w:t>
-      </w:r>
-      <w:proofErr w:type="spellStart"/>
-      <w:r>
-        <w:t>Day_Sort</w:t>
-      </w:r>
-      <w:proofErr w:type="spellEnd"/>
-      <w:r>
-        <w:t xml:space="preserve"> column was created in Power Query Editor using the following mapping:</w:t>
+        <w:t>A Day_Sort column was created in Power Query Editor using the following mapping:</w:t>
       </w:r>
     </w:p>
     <w:tbl>
@@ -1528,41 +1297,20 @@
     <w:p/>
     <w:p>
       <w:r>
-        <w:t xml:space="preserve">The </w:t>
-      </w:r>
-      <w:proofErr w:type="spellStart"/>
-      <w:r>
-        <w:t>Day_Sort</w:t>
-      </w:r>
-      <w:proofErr w:type="spellEnd"/>
-      <w:r>
-        <w:t xml:space="preserve"> column data type was changed to Whole Number.</w:t>
+        <w:t>The Day_Sort column data type was changed to Whole Number.</w:t>
       </w:r>
       <w:r>
         <w:t xml:space="preserve"> </w:t>
       </w:r>
       <w:r>
-        <w:t xml:space="preserve">The </w:t>
-      </w:r>
-      <w:proofErr w:type="spellStart"/>
-      <w:r>
-        <w:t>transaction_day</w:t>
-      </w:r>
-      <w:proofErr w:type="spellEnd"/>
-      <w:r>
-        <w:t xml:space="preserve"> column was then configured using:</w:t>
+        <w:t>The transaction_day column was then configured using:</w:t>
       </w:r>
       <w:r>
         <w:t xml:space="preserve"> </w:t>
       </w:r>
       <w:r>
-        <w:t xml:space="preserve">Sort by Column → </w:t>
-      </w:r>
-      <w:proofErr w:type="spellStart"/>
-      <w:r>
-        <w:t>Day_Sort</w:t>
-      </w:r>
-      <w:proofErr w:type="spellEnd"/>
+        <w:t>Sort by Column → Day_Sort</w:t>
+      </w:r>
     </w:p>
     <w:p>
       <w:pPr>
@@ -1581,15 +1329,7 @@
     </w:p>
     <w:p>
       <w:r>
-        <w:t xml:space="preserve">A </w:t>
-      </w:r>
-      <w:proofErr w:type="spellStart"/>
-      <w:r>
-        <w:t>Month_Sort</w:t>
-      </w:r>
-      <w:proofErr w:type="spellEnd"/>
-      <w:r>
-        <w:t xml:space="preserve"> column was created in Power Query Editor using the following mapping:</w:t>
+        <w:t>A Month_Sort column was created in Power Query Editor using the following mapping:</w:t>
       </w:r>
     </w:p>
     <w:tbl>
@@ -1996,29 +1736,8 @@
     <w:p/>
     <w:p>
       <w:r>
-        <w:t xml:space="preserve">The </w:t>
-      </w:r>
-      <w:proofErr w:type="spellStart"/>
-      <w:r>
-        <w:t>Month_Sort</w:t>
-      </w:r>
-      <w:proofErr w:type="spellEnd"/>
-      <w:r>
-        <w:t xml:space="preserve"> column data type was changed to Whole Number. The </w:t>
-      </w:r>
-      <w:proofErr w:type="spellStart"/>
-      <w:r>
-        <w:t>transaction_month</w:t>
-      </w:r>
-      <w:proofErr w:type="spellEnd"/>
-      <w:r>
-        <w:t xml:space="preserve"> column was then configured using: Sort by Column → </w:t>
-      </w:r>
-      <w:proofErr w:type="spellStart"/>
-      <w:r>
-        <w:t>Month_Sort</w:t>
-      </w:r>
-      <w:proofErr w:type="spellEnd"/>
+        <w:t>The Month_Sort column data type was changed to Whole Number. The transaction_month column was then configured using: Sort by Column → Month_Sort</w:t>
+      </w:r>
     </w:p>
     <w:p>
       <w:pPr>
@@ -2232,13 +1951,8 @@
         <w:t>DATA SOURCE:</w:t>
       </w:r>
       <w:r>
-        <w:t xml:space="preserve"> </w:t>
-      </w:r>
-      <w:proofErr w:type="spellStart"/>
-      <w:r>
-        <w:t>vw_core_kpis</w:t>
-      </w:r>
-      <w:proofErr w:type="spellEnd"/>
+        <w:t xml:space="preserve"> vw_core_kpis</w:t>
+      </w:r>
     </w:p>
     <w:p>
       <w:r>
@@ -2249,13 +1963,8 @@
         <w:t>FIELD USED:</w:t>
       </w:r>
       <w:r>
-        <w:t xml:space="preserve"> </w:t>
-      </w:r>
-      <w:proofErr w:type="spellStart"/>
-      <w:r>
-        <w:t>total_transactions</w:t>
-      </w:r>
-      <w:proofErr w:type="spellEnd"/>
+        <w:t xml:space="preserve"> total_transactions</w:t>
+      </w:r>
     </w:p>
     <w:p>
       <w:r>
@@ -2305,13 +2014,8 @@
         <w:t>DATA SOURCE:</w:t>
       </w:r>
       <w:r>
-        <w:t xml:space="preserve"> </w:t>
-      </w:r>
-      <w:proofErr w:type="spellStart"/>
-      <w:r>
-        <w:t>vw_core_kpis</w:t>
-      </w:r>
-      <w:proofErr w:type="spellEnd"/>
+        <w:t xml:space="preserve"> vw_core_kpis</w:t>
+      </w:r>
     </w:p>
     <w:p>
       <w:r>
@@ -2322,13 +2026,8 @@
         <w:t>FIELD USED:</w:t>
       </w:r>
       <w:r>
-        <w:t xml:space="preserve"> </w:t>
-      </w:r>
-      <w:proofErr w:type="spellStart"/>
-      <w:r>
-        <w:t>total_fraud_transactions</w:t>
-      </w:r>
-      <w:proofErr w:type="spellEnd"/>
+        <w:t xml:space="preserve"> total_fraud_transactions</w:t>
+      </w:r>
     </w:p>
     <w:p>
       <w:r>
@@ -2378,13 +2077,8 @@
         <w:t>DATA SOURCE:</w:t>
       </w:r>
       <w:r>
-        <w:t xml:space="preserve"> </w:t>
-      </w:r>
-      <w:proofErr w:type="spellStart"/>
-      <w:r>
-        <w:t>vw_core_kpis</w:t>
-      </w:r>
-      <w:proofErr w:type="spellEnd"/>
+        <w:t xml:space="preserve"> vw_core_kpis</w:t>
+      </w:r>
     </w:p>
     <w:p>
       <w:r>
@@ -2395,13 +2089,8 @@
         <w:t>FIELD USED:</w:t>
       </w:r>
       <w:r>
-        <w:t xml:space="preserve"> </w:t>
-      </w:r>
-      <w:proofErr w:type="spellStart"/>
-      <w:r>
-        <w:t>fraud_rate_percentage</w:t>
-      </w:r>
-      <w:proofErr w:type="spellEnd"/>
+        <w:t xml:space="preserve"> fraud_rate_percentage</w:t>
+      </w:r>
     </w:p>
     <w:p>
       <w:r>
@@ -2452,13 +2141,8 @@
         <w:t>DATA SOURCE:</w:t>
       </w:r>
       <w:r>
-        <w:t xml:space="preserve"> </w:t>
-      </w:r>
-      <w:proofErr w:type="spellStart"/>
-      <w:r>
-        <w:t>vw_core_kpis</w:t>
-      </w:r>
-      <w:proofErr w:type="spellEnd"/>
+        <w:t xml:space="preserve"> vw_core_kpis</w:t>
+      </w:r>
     </w:p>
     <w:p>
       <w:r>
@@ -2469,13 +2153,8 @@
         <w:t>FIELD USED:</w:t>
       </w:r>
       <w:r>
-        <w:t xml:space="preserve"> </w:t>
-      </w:r>
-      <w:proofErr w:type="spellStart"/>
-      <w:r>
-        <w:t>total_fraud_value</w:t>
-      </w:r>
-      <w:proofErr w:type="spellEnd"/>
+        <w:t xml:space="preserve"> total_fraud_value</w:t>
+      </w:r>
     </w:p>
     <w:p>
       <w:r>
@@ -2525,13 +2204,8 @@
         <w:t>DATA SOURCE:</w:t>
       </w:r>
       <w:r>
-        <w:t xml:space="preserve"> </w:t>
-      </w:r>
-      <w:proofErr w:type="spellStart"/>
-      <w:r>
-        <w:t>vw_core_kpis</w:t>
-      </w:r>
-      <w:proofErr w:type="spellEnd"/>
+        <w:t xml:space="preserve"> vw_core_kpis</w:t>
+      </w:r>
     </w:p>
     <w:p>
       <w:r>
@@ -2542,13 +2216,8 @@
         <w:t>FIELD USED:</w:t>
       </w:r>
       <w:r>
-        <w:t xml:space="preserve"> </w:t>
-      </w:r>
-      <w:proofErr w:type="spellStart"/>
-      <w:r>
-        <w:t>fraud_value_percentage</w:t>
-      </w:r>
-      <w:proofErr w:type="spellEnd"/>
+        <w:t xml:space="preserve"> fraud_value_percentage</w:t>
+      </w:r>
     </w:p>
     <w:p>
       <w:r>
@@ -2610,13 +2279,8 @@
         <w:t>DATA SOURCE:</w:t>
       </w:r>
       <w:r>
-        <w:t xml:space="preserve"> </w:t>
-      </w:r>
-      <w:proofErr w:type="spellStart"/>
-      <w:r>
-        <w:t>vw_category_analysis</w:t>
-      </w:r>
-      <w:proofErr w:type="spellEnd"/>
+        <w:t xml:space="preserve"> vw_category_analysis</w:t>
+      </w:r>
     </w:p>
     <w:p>
       <w:r>
@@ -2639,13 +2303,8 @@
         <w:t>VALUE FIELD:</w:t>
       </w:r>
       <w:r>
-        <w:t xml:space="preserve"> </w:t>
-      </w:r>
-      <w:proofErr w:type="spellStart"/>
-      <w:r>
-        <w:t>fraud_transactions</w:t>
-      </w:r>
-      <w:proofErr w:type="spellEnd"/>
+        <w:t xml:space="preserve"> fraud_transactions</w:t>
+      </w:r>
     </w:p>
     <w:p>
       <w:r>
@@ -2707,13 +2366,8 @@
         <w:t>DATA SOURCE:</w:t>
       </w:r>
       <w:r>
-        <w:t xml:space="preserve"> </w:t>
-      </w:r>
-      <w:proofErr w:type="spellStart"/>
-      <w:r>
-        <w:t>vw_risk_analysis</w:t>
-      </w:r>
-      <w:proofErr w:type="spellEnd"/>
+        <w:t xml:space="preserve"> vw_risk_analysis</w:t>
+      </w:r>
     </w:p>
     <w:p>
       <w:r>
@@ -2724,13 +2378,8 @@
         <w:t>LEGEND FIELD:</w:t>
       </w:r>
       <w:r>
-        <w:t xml:space="preserve"> </w:t>
-      </w:r>
-      <w:proofErr w:type="spellStart"/>
-      <w:r>
-        <w:t>risk_category</w:t>
-      </w:r>
-      <w:proofErr w:type="spellEnd"/>
+        <w:t xml:space="preserve"> risk_category</w:t>
+      </w:r>
     </w:p>
     <w:p>
       <w:r>
@@ -2741,13 +2390,8 @@
         <w:t>VALUE FIELD:</w:t>
       </w:r>
       <w:r>
-        <w:t xml:space="preserve"> </w:t>
-      </w:r>
-      <w:proofErr w:type="spellStart"/>
-      <w:r>
-        <w:t>transaction_count</w:t>
-      </w:r>
-      <w:proofErr w:type="spellEnd"/>
+        <w:t xml:space="preserve"> transaction_count</w:t>
+      </w:r>
     </w:p>
     <w:p>
       <w:r>
@@ -2798,218 +2442,180 @@
         <w:t>DATA SOURCE:</w:t>
       </w:r>
       <w:r>
+        <w:t xml:space="preserve"> vw_geographic_analysis</w:t>
+      </w:r>
+    </w:p>
+    <w:p>
+      <w:r>
+        <w:rPr>
+          <w:b/>
+          <w:bCs/>
+        </w:rPr>
+        <w:t>CATEGORY FIELD:</w:t>
+      </w:r>
+      <w:r>
+        <w:t xml:space="preserve"> state</w:t>
+      </w:r>
+    </w:p>
+    <w:p>
+      <w:r>
+        <w:rPr>
+          <w:b/>
+          <w:bCs/>
+        </w:rPr>
+        <w:t>VALUE FIELD:</w:t>
+      </w:r>
+      <w:r>
+        <w:t xml:space="preserve"> fraud_transactions</w:t>
+      </w:r>
+    </w:p>
+    <w:p>
+      <w:r>
+        <w:rPr>
+          <w:b/>
+          <w:bCs/>
+        </w:rPr>
+        <w:t>FILTER:</w:t>
+      </w:r>
+      <w:r>
+        <w:t xml:space="preserve"> Top 10 States</w:t>
+      </w:r>
+    </w:p>
+    <w:p>
+      <w:r>
+        <w:rPr>
+          <w:b/>
+          <w:bCs/>
+        </w:rPr>
+        <w:t>SORTING:</w:t>
+      </w:r>
+      <w:r>
+        <w:t xml:space="preserve"> Fraud Transactions — Descending</w:t>
+      </w:r>
+    </w:p>
+    <w:p>
+      <w:r>
+        <w:rPr>
+          <w:b/>
+          <w:bCs/>
+        </w:rPr>
+        <w:t>ANALYTICAL INSIGHT:</w:t>
+      </w:r>
+      <w:r>
+        <w:t xml:space="preserve"> New York recorded the highest number of fraudulent transactions, followed by Texas and Pennsylvania. The visualization helps identify geographic regions with the highest fraud transaction volumes.</w:t>
+      </w:r>
+    </w:p>
+    <w:p>
+      <w:pPr>
+        <w:rPr>
+          <w:b/>
+          <w:bCs/>
+        </w:rPr>
+      </w:pPr>
+      <w:r>
+        <w:rPr>
+          <w:b/>
+          <w:bCs/>
+        </w:rPr>
+        <w:t>VISUAL 4 — MONTHLY FRAUD TREND</w:t>
+      </w:r>
+    </w:p>
+    <w:p>
+      <w:r>
+        <w:rPr>
+          <w:b/>
+          <w:bCs/>
+        </w:rPr>
+        <w:t>VISUAL TYPE:</w:t>
+      </w:r>
+      <w:r>
+        <w:t xml:space="preserve"> Line Chart</w:t>
+      </w:r>
+    </w:p>
+    <w:p>
+      <w:r>
+        <w:rPr>
+          <w:b/>
+          <w:bCs/>
+        </w:rPr>
+        <w:t>DATA SOURCE:</w:t>
+      </w:r>
+      <w:r>
+        <w:t xml:space="preserve"> vw_monthly_fraud_analysis</w:t>
+      </w:r>
+    </w:p>
+    <w:p>
+      <w:r>
+        <w:rPr>
+          <w:b/>
+          <w:bCs/>
+        </w:rPr>
+        <w:t>X-AXIS:</w:t>
+      </w:r>
+      <w:r>
+        <w:t xml:space="preserve"> transaction_month</w:t>
+      </w:r>
+    </w:p>
+    <w:p>
+      <w:r>
+        <w:rPr>
+          <w:b/>
+          <w:bCs/>
+        </w:rPr>
+        <w:t>Y-AXIS:</w:t>
+      </w:r>
+      <w:r>
+        <w:t xml:space="preserve"> fraud_transactions</w:t>
+      </w:r>
+    </w:p>
+    <w:p>
+      <w:r>
+        <w:rPr>
+          <w:b/>
+          <w:bCs/>
+        </w:rPr>
+        <w:t>SORTING:</w:t>
+      </w:r>
+      <w:r>
+        <w:t xml:space="preserve"> Chronological Month Order using Month_Sort</w:t>
+      </w:r>
+    </w:p>
+    <w:p>
+      <w:r>
+        <w:rPr>
+          <w:b/>
+          <w:bCs/>
+        </w:rPr>
+        <w:t>ANALYTICAL INSIGHT:</w:t>
+      </w:r>
+      <w:r>
+        <w:t xml:space="preserve"> Fraud transaction activity fluctuates throughout the year, with March and May recording the highest fraud volumes. April, July, and November recorded comparatively lower fraud activity.</w:t>
+      </w:r>
+    </w:p>
+    <w:p>
+      <w:pPr>
+        <w:rPr>
+          <w:b/>
+          <w:bCs/>
+        </w:rPr>
+      </w:pPr>
+      <w:r>
+        <w:rPr>
+          <w:b/>
+          <w:bCs/>
+        </w:rPr>
+        <w:t>DASHBOARD FORMATTING</w:t>
+      </w:r>
+    </w:p>
+    <w:p>
+      <w:r>
+        <w:t>The dashboard was designed using a 16:9 canvas layout.</w:t>
+      </w:r>
+      <w:r>
         <w:t xml:space="preserve"> </w:t>
       </w:r>
-      <w:proofErr w:type="spellStart"/>
-      <w:r>
-        <w:t>vw_geographic_analysis</w:t>
-      </w:r>
-      <w:proofErr w:type="spellEnd"/>
-    </w:p>
-    <w:p>
-      <w:r>
-        <w:rPr>
-          <w:b/>
-          <w:bCs/>
-        </w:rPr>
-        <w:t>CATEGORY FIELD:</w:t>
-      </w:r>
-      <w:r>
-        <w:t xml:space="preserve"> state</w:t>
-      </w:r>
-    </w:p>
-    <w:p>
-      <w:r>
-        <w:rPr>
-          <w:b/>
-          <w:bCs/>
-        </w:rPr>
-        <w:t>VALUE FIELD:</w:t>
-      </w:r>
-      <w:r>
-        <w:t xml:space="preserve"> </w:t>
-      </w:r>
-      <w:proofErr w:type="spellStart"/>
-      <w:r>
-        <w:t>fraud_transactions</w:t>
-      </w:r>
-      <w:proofErr w:type="spellEnd"/>
-    </w:p>
-    <w:p>
-      <w:r>
-        <w:rPr>
-          <w:b/>
-          <w:bCs/>
-        </w:rPr>
-        <w:t>FILTER:</w:t>
-      </w:r>
-      <w:r>
-        <w:t xml:space="preserve"> Top 10 States</w:t>
-      </w:r>
-    </w:p>
-    <w:p>
-      <w:r>
-        <w:rPr>
-          <w:b/>
-          <w:bCs/>
-        </w:rPr>
-        <w:t>SORTING:</w:t>
-      </w:r>
-      <w:r>
-        <w:t xml:space="preserve"> Fraud Transactions — Descending</w:t>
-      </w:r>
-    </w:p>
-    <w:p>
-      <w:r>
-        <w:rPr>
-          <w:b/>
-          <w:bCs/>
-        </w:rPr>
-        <w:t>ANALYTICAL INSIGHT:</w:t>
-      </w:r>
-      <w:r>
-        <w:t xml:space="preserve"> New York recorded the highest number of fraudulent transactions, followed by Texas and Pennsylvania. The visualization helps identify geographic regions with the highest fraud transaction volumes.</w:t>
-      </w:r>
-    </w:p>
-    <w:p>
-      <w:pPr>
-        <w:rPr>
-          <w:b/>
-          <w:bCs/>
-        </w:rPr>
-      </w:pPr>
-      <w:r>
-        <w:rPr>
-          <w:b/>
-          <w:bCs/>
-        </w:rPr>
-        <w:t>VISUAL 4 — MONTHLY FRAUD TREND</w:t>
-      </w:r>
-    </w:p>
-    <w:p>
-      <w:r>
-        <w:rPr>
-          <w:b/>
-          <w:bCs/>
-        </w:rPr>
-        <w:t>VISUAL TYPE:</w:t>
-      </w:r>
-      <w:r>
-        <w:t xml:space="preserve"> Line Chart</w:t>
-      </w:r>
-    </w:p>
-    <w:p>
-      <w:r>
-        <w:rPr>
-          <w:b/>
-          <w:bCs/>
-        </w:rPr>
-        <w:t>DATA SOURCE:</w:t>
-      </w:r>
-      <w:r>
-        <w:t xml:space="preserve"> </w:t>
-      </w:r>
-      <w:proofErr w:type="spellStart"/>
-      <w:r>
-        <w:t>vw_monthly_fraud_analysis</w:t>
-      </w:r>
-      <w:proofErr w:type="spellEnd"/>
-    </w:p>
-    <w:p>
-      <w:r>
-        <w:rPr>
-          <w:b/>
-          <w:bCs/>
-        </w:rPr>
-        <w:t>X-AXIS:</w:t>
-      </w:r>
-      <w:r>
-        <w:t xml:space="preserve"> </w:t>
-      </w:r>
-      <w:proofErr w:type="spellStart"/>
-      <w:r>
-        <w:t>transaction_month</w:t>
-      </w:r>
-      <w:proofErr w:type="spellEnd"/>
-    </w:p>
-    <w:p>
-      <w:r>
-        <w:rPr>
-          <w:b/>
-          <w:bCs/>
-        </w:rPr>
-        <w:t>Y-AXIS:</w:t>
-      </w:r>
-      <w:r>
-        <w:t xml:space="preserve"> </w:t>
-      </w:r>
-      <w:proofErr w:type="spellStart"/>
-      <w:r>
-        <w:t>fraud_transactions</w:t>
-      </w:r>
-      <w:proofErr w:type="spellEnd"/>
-    </w:p>
-    <w:p>
-      <w:r>
-        <w:rPr>
-          <w:b/>
-          <w:bCs/>
-        </w:rPr>
-        <w:t>SORTING:</w:t>
-      </w:r>
-      <w:r>
-        <w:t xml:space="preserve"> Chronological Month Order using </w:t>
-      </w:r>
-      <w:proofErr w:type="spellStart"/>
-      <w:r>
-        <w:t>Month_Sort</w:t>
-      </w:r>
-      <w:proofErr w:type="spellEnd"/>
-    </w:p>
-    <w:p>
-      <w:r>
-        <w:rPr>
-          <w:b/>
-          <w:bCs/>
-        </w:rPr>
-        <w:t>ANALYTICAL INSIGHT:</w:t>
-      </w:r>
-      <w:r>
-        <w:t xml:space="preserve"> Fraud transaction activity fluctuates throughout the year, with March and May recording the highest fraud volumes. April, July, and November recorded comparatively lower fraud activity.</w:t>
-      </w:r>
-    </w:p>
-    <w:p>
-      <w:pPr>
-        <w:rPr>
-          <w:b/>
-          <w:bCs/>
-        </w:rPr>
-      </w:pPr>
-      <w:r>
-        <w:rPr>
-          <w:b/>
-          <w:bCs/>
-        </w:rPr>
-        <w:t>DASHBOARD FORMATTING</w:t>
-      </w:r>
-    </w:p>
-    <w:p>
-      <w:r>
-        <w:t>The dashboard was designed using a 16:9 canvas layout.</w:t>
-      </w:r>
-      <w:r>
-        <w:t xml:space="preserve"> </w:t>
-      </w:r>
-      <w:r>
-        <w:t xml:space="preserve">A consistent dark red </w:t>
-      </w:r>
-      <w:proofErr w:type="spellStart"/>
-      <w:r>
-        <w:t>color</w:t>
-      </w:r>
-      <w:proofErr w:type="spellEnd"/>
-      <w:r>
-        <w:t xml:space="preserve"> theme was applied to the category analysis, geographic analysis, and monthly fraud trend visuals to represent the fraud analytics context.</w:t>
+      <w:r>
+        <w:t>A consistent dark red color theme was applied to the category analysis, geographic analysis, and monthly fraud trend visuals to represent the fraud analytics context.</w:t>
       </w:r>
     </w:p>
     <w:p>
@@ -3043,15 +2649,7 @@
     </w:p>
     <w:p>
       <w:r>
-        <w:t xml:space="preserve">The Risk Category Distribution visual retained distinct </w:t>
-      </w:r>
-      <w:proofErr w:type="spellStart"/>
-      <w:r>
-        <w:t>colors</w:t>
-      </w:r>
-      <w:proofErr w:type="spellEnd"/>
-      <w:r>
-        <w:t xml:space="preserve"> for individual risk categories to improve category identification and readability.</w:t>
+        <w:t>The Risk Category Distribution visual retained distinct colors for individual risk categories to improve category identification and readability.</w:t>
       </w:r>
     </w:p>
     <w:p>
@@ -3123,13 +2721,8 @@
           <w:numId w:val="10"/>
         </w:numPr>
       </w:pPr>
-      <w:proofErr w:type="spellStart"/>
-      <w:r>
-        <w:t>Analyze</w:t>
-      </w:r>
-      <w:proofErr w:type="spellEnd"/>
-      <w:r>
-        <w:t xml:space="preserve"> geographic fraud concentration. </w:t>
+      <w:r>
+        <w:t xml:space="preserve">Analyze geographic fraud concentration. </w:t>
       </w:r>
     </w:p>
     <w:p>
@@ -3333,13 +2926,8 @@
         <w:t>DATA SOURCE</w:t>
       </w:r>
       <w:r>
-        <w:t xml:space="preserve">: </w:t>
-      </w:r>
-      <w:proofErr w:type="spellStart"/>
-      <w:r>
-        <w:t>vw_category_analysis</w:t>
-      </w:r>
-      <w:proofErr w:type="spellEnd"/>
+        <w:t>: vw_category_analysis</w:t>
+      </w:r>
     </w:p>
     <w:p>
       <w:r>
@@ -3362,13 +2950,8 @@
         <w:t>VALUE FIELD:</w:t>
       </w:r>
       <w:r>
-        <w:t xml:space="preserve"> </w:t>
-      </w:r>
-      <w:proofErr w:type="spellStart"/>
-      <w:r>
-        <w:t>fraud_rate_percentage</w:t>
-      </w:r>
-      <w:proofErr w:type="spellEnd"/>
+        <w:t xml:space="preserve"> fraud_rate_percentage</w:t>
+      </w:r>
     </w:p>
     <w:p>
       <w:r>
@@ -3431,13 +3014,8 @@
         <w:t>DATA SOURCE:</w:t>
       </w:r>
       <w:r>
-        <w:t xml:space="preserve"> </w:t>
-      </w:r>
-      <w:proofErr w:type="spellStart"/>
-      <w:r>
-        <w:t>vw_category_analysis</w:t>
-      </w:r>
-      <w:proofErr w:type="spellEnd"/>
+        <w:t xml:space="preserve"> vw_category_analysis</w:t>
+      </w:r>
     </w:p>
     <w:p>
       <w:r>
@@ -3460,13 +3038,8 @@
         <w:t>VALUE FIELD:</w:t>
       </w:r>
       <w:r>
-        <w:t xml:space="preserve"> </w:t>
-      </w:r>
-      <w:proofErr w:type="spellStart"/>
-      <w:r>
-        <w:t>total_fraud_value</w:t>
-      </w:r>
-      <w:proofErr w:type="spellEnd"/>
+        <w:t xml:space="preserve"> total_fraud_value</w:t>
+      </w:r>
     </w:p>
     <w:p>
       <w:r>
@@ -3528,13 +3101,8 @@
         <w:t>DATA SOURCE:</w:t>
       </w:r>
       <w:r>
-        <w:t xml:space="preserve"> </w:t>
-      </w:r>
-      <w:proofErr w:type="spellStart"/>
-      <w:r>
-        <w:t>vw_geographic_analysis</w:t>
-      </w:r>
-      <w:proofErr w:type="spellEnd"/>
+        <w:t xml:space="preserve"> vw_geographic_analysis</w:t>
+      </w:r>
     </w:p>
     <w:p>
       <w:r>
@@ -3557,13 +3125,8 @@
         <w:t>VALUE FIELD:</w:t>
       </w:r>
       <w:r>
-        <w:t xml:space="preserve"> </w:t>
-      </w:r>
-      <w:proofErr w:type="spellStart"/>
-      <w:r>
-        <w:t>fraud_rate_percentage</w:t>
-      </w:r>
-      <w:proofErr w:type="spellEnd"/>
+        <w:t xml:space="preserve"> fraud_rate_percentage</w:t>
+      </w:r>
     </w:p>
     <w:p>
       <w:r>
@@ -3650,13 +3213,8 @@
         <w:t>DATA SOURCE:</w:t>
       </w:r>
       <w:r>
-        <w:t xml:space="preserve"> </w:t>
-      </w:r>
-      <w:proofErr w:type="spellStart"/>
-      <w:r>
-        <w:t>vw_hourly_fraud_analysis</w:t>
-      </w:r>
-      <w:proofErr w:type="spellEnd"/>
+        <w:t xml:space="preserve"> vw_hourly_fraud_analysis</w:t>
+      </w:r>
     </w:p>
     <w:p>
       <w:r>
@@ -3667,13 +3225,8 @@
         <w:t>X-AXIS:</w:t>
       </w:r>
       <w:r>
-        <w:t xml:space="preserve"> </w:t>
-      </w:r>
-      <w:proofErr w:type="spellStart"/>
-      <w:r>
-        <w:t>transaction_hour</w:t>
-      </w:r>
-      <w:proofErr w:type="spellEnd"/>
+        <w:t xml:space="preserve"> transaction_hour</w:t>
+      </w:r>
     </w:p>
     <w:p>
       <w:r>
@@ -3684,13 +3237,8 @@
         <w:t>Y-AXIS:</w:t>
       </w:r>
       <w:r>
-        <w:t xml:space="preserve"> </w:t>
-      </w:r>
-      <w:proofErr w:type="spellStart"/>
-      <w:r>
-        <w:t>fraud_transactions</w:t>
-      </w:r>
-      <w:proofErr w:type="spellEnd"/>
+        <w:t xml:space="preserve"> fraud_transactions</w:t>
+      </w:r>
     </w:p>
     <w:p>
       <w:r>
@@ -3752,13 +3300,8 @@
         <w:t>DATA SOURCE</w:t>
       </w:r>
       <w:r>
-        <w:t xml:space="preserve">: </w:t>
-      </w:r>
-      <w:proofErr w:type="spellStart"/>
-      <w:r>
-        <w:t>vw_gender_analysis</w:t>
-      </w:r>
-      <w:proofErr w:type="spellEnd"/>
+        <w:t>: vw_gender_analysis</w:t>
+      </w:r>
     </w:p>
     <w:p>
       <w:r>
@@ -3781,13 +3324,8 @@
         <w:t>VALUE FIELD:</w:t>
       </w:r>
       <w:r>
-        <w:t xml:space="preserve"> </w:t>
-      </w:r>
-      <w:proofErr w:type="spellStart"/>
-      <w:r>
-        <w:t>fraud_rate_percentage</w:t>
-      </w:r>
-      <w:proofErr w:type="spellEnd"/>
+        <w:t xml:space="preserve"> fraud_rate_percentage</w:t>
+      </w:r>
     </w:p>
     <w:p>
       <w:r>
@@ -3837,13 +3375,8 @@
         <w:t>DATA SOURCE:</w:t>
       </w:r>
       <w:r>
-        <w:t xml:space="preserve"> </w:t>
-      </w:r>
-      <w:proofErr w:type="spellStart"/>
-      <w:r>
-        <w:t>vw_daily_fraud_analysis</w:t>
-      </w:r>
-      <w:proofErr w:type="spellEnd"/>
+        <w:t xml:space="preserve"> vw_daily_fraud_analysis</w:t>
+      </w:r>
     </w:p>
     <w:p>
       <w:r>
@@ -3854,13 +3387,8 @@
         <w:t>X-AXIS:</w:t>
       </w:r>
       <w:r>
-        <w:t xml:space="preserve"> </w:t>
-      </w:r>
-      <w:proofErr w:type="spellStart"/>
-      <w:r>
-        <w:t>transaction_day</w:t>
-      </w:r>
-      <w:proofErr w:type="spellEnd"/>
+        <w:t xml:space="preserve"> transaction_day</w:t>
+      </w:r>
     </w:p>
     <w:p>
       <w:r>
@@ -3871,13 +3399,8 @@
         <w:t>Y-AXIS:</w:t>
       </w:r>
       <w:r>
-        <w:t xml:space="preserve"> </w:t>
-      </w:r>
-      <w:proofErr w:type="spellStart"/>
-      <w:r>
-        <w:t>fraud_transactions</w:t>
-      </w:r>
-      <w:proofErr w:type="spellEnd"/>
+        <w:t xml:space="preserve"> fraud_transactions</w:t>
+      </w:r>
     </w:p>
     <w:p>
       <w:r>
@@ -3888,13 +3411,8 @@
         <w:t>SORTING:</w:t>
       </w:r>
       <w:r>
-        <w:t xml:space="preserve"> Chronological Day Order using </w:t>
-      </w:r>
-      <w:proofErr w:type="spellStart"/>
-      <w:r>
-        <w:t>Day_Sort</w:t>
-      </w:r>
-      <w:proofErr w:type="spellEnd"/>
+        <w:t xml:space="preserve"> Chronological Day Order using Day_Sort</w:t>
+      </w:r>
     </w:p>
     <w:p>
       <w:r>
@@ -3927,15 +3445,7 @@
     </w:p>
     <w:p>
       <w:r>
-        <w:t xml:space="preserve">The dashboard was designed using a 16:9 canvas layout. A consistent dark red </w:t>
-      </w:r>
-      <w:proofErr w:type="spellStart"/>
-      <w:r>
-        <w:t>color</w:t>
-      </w:r>
-      <w:proofErr w:type="spellEnd"/>
-      <w:r>
-        <w:t xml:space="preserve"> theme was applied to the category analysis, geographic analysis, and temporal analysis visuals to maintain visual consistency with the Executive Overview dashboard and represent the fraud analytics context.</w:t>
+        <w:t>The dashboard was designed using a 16:9 canvas layout. A consistent dark red color theme was applied to the category analysis, geographic analysis, and temporal analysis visuals to maintain visual consistency with the Executive Overview dashboard and represent the fraud analytics context.</w:t>
       </w:r>
     </w:p>
     <w:p>
@@ -3950,15 +3460,7 @@
     </w:p>
     <w:p>
       <w:r>
-        <w:t xml:space="preserve">The Fraud Percentage by State visualization used Top N filtering along with a minimum transaction threshold of 10,000 transactions to ensure meaningful geographic comparisons. The Fraud Percentage by Gender visual retained distinct </w:t>
-      </w:r>
-      <w:proofErr w:type="spellStart"/>
-      <w:r>
-        <w:t>colors</w:t>
-      </w:r>
-      <w:proofErr w:type="spellEnd"/>
-      <w:r>
-        <w:t xml:space="preserve"> for individual gender categories to improve category identification and readability.</w:t>
+        <w:t>The Fraud Percentage by State visualization used Top N filtering along with a minimum transaction threshold of 10,000 transactions to ensure meaningful geographic comparisons. The Fraud Percentage by Gender visual retained distinct colors for individual gender categories to improve category identification and readability.</w:t>
       </w:r>
     </w:p>
     <w:p>
@@ -4010,13 +3512,8 @@
           <w:numId w:val="10"/>
         </w:numPr>
       </w:pPr>
-      <w:proofErr w:type="spellStart"/>
-      <w:r>
-        <w:t>Analyze</w:t>
-      </w:r>
-      <w:proofErr w:type="spellEnd"/>
-      <w:r>
-        <w:t xml:space="preserve"> the financial impact of fraud across merchant categories.</w:t>
+      <w:r>
+        <w:t>Analyze the financial impact of fraud across merchant categories.</w:t>
       </w:r>
     </w:p>
     <w:p>
@@ -4048,13 +3545,8 @@
           <w:numId w:val="10"/>
         </w:numPr>
       </w:pPr>
-      <w:proofErr w:type="spellStart"/>
-      <w:r>
-        <w:t>Analyze</w:t>
-      </w:r>
-      <w:proofErr w:type="spellEnd"/>
-      <w:r>
-        <w:t xml:space="preserve"> hourly fraud transaction patterns.</w:t>
+      <w:r>
+        <w:t>Analyze hourly fraud transaction patterns.</w:t>
       </w:r>
     </w:p>
     <w:p>
@@ -4147,7 +3639,21 @@
           <w:b/>
           <w:bCs/>
         </w:rPr>
-        <w:t>.8 — BUILD TEMPORAL &amp; RISK ANALYSIS DASHBOARD</w:t>
+        <w:t>.8 —</w:t>
+      </w:r>
+      <w:r>
+        <w:rPr>
+          <w:b/>
+          <w:bCs/>
+        </w:rPr>
+        <w:t xml:space="preserve"> </w:t>
+      </w:r>
+      <w:r>
+        <w:rPr>
+          <w:b/>
+          <w:bCs/>
+        </w:rPr>
+        <w:t>RISK ANALYSIS DASHBOARD</w:t>
       </w:r>
     </w:p>
     <w:p>
@@ -4167,15 +3673,7 @@
     </w:p>
     <w:p>
       <w:r>
-        <w:t xml:space="preserve">Develop a focused Power BI dashboard that </w:t>
-      </w:r>
-      <w:proofErr w:type="spellStart"/>
-      <w:r>
-        <w:t>analyzes</w:t>
-      </w:r>
-      <w:proofErr w:type="spellEnd"/>
-      <w:r>
-        <w:t xml:space="preserve"> fraud risk categories, actual fraudulent transactions, and fraud rates across model-generated risk levels.</w:t>
+        <w:t>Develop a focused Power BI dashboard that analyzes fraud risk categories, actual fraudulent transactions, and fraud rates across model-generated risk levels.</w:t>
       </w:r>
     </w:p>
     <w:p>
@@ -4267,15 +3765,7 @@
         <w:t>DATA SOURCE:</w:t>
       </w:r>
       <w:r>
-        <w:t xml:space="preserve"> </w:t>
-      </w:r>
-      <w:proofErr w:type="spellStart"/>
-      <w:r>
-        <w:t>vw_risk_analysis</w:t>
-      </w:r>
-      <w:proofErr w:type="spellEnd"/>
-      <w:r>
-        <w:t xml:space="preserve"> </w:t>
+        <w:t xml:space="preserve"> vw_risk_analysis </w:t>
       </w:r>
     </w:p>
     <w:p>
@@ -4287,15 +3777,7 @@
         <w:t>CATEGORY FIELD:</w:t>
       </w:r>
       <w:r>
-        <w:t xml:space="preserve"> </w:t>
-      </w:r>
-      <w:proofErr w:type="spellStart"/>
-      <w:r>
-        <w:t>risk_category</w:t>
-      </w:r>
-      <w:proofErr w:type="spellEnd"/>
-      <w:r>
-        <w:t xml:space="preserve"> </w:t>
+        <w:t xml:space="preserve"> risk_category </w:t>
       </w:r>
     </w:p>
     <w:p>
@@ -4307,15 +3789,7 @@
         <w:t>VALUE FIELD:</w:t>
       </w:r>
       <w:r>
-        <w:t xml:space="preserve"> </w:t>
-      </w:r>
-      <w:proofErr w:type="spellStart"/>
-      <w:r>
-        <w:t>actual_fraud_transactions</w:t>
-      </w:r>
-      <w:proofErr w:type="spellEnd"/>
-      <w:r>
-        <w:t xml:space="preserve"> </w:t>
+        <w:t xml:space="preserve"> actual_fraud_transactions </w:t>
       </w:r>
     </w:p>
     <w:p>
@@ -4450,15 +3924,7 @@
         <w:t>DATA SOURCE:</w:t>
       </w:r>
       <w:r>
-        <w:t xml:space="preserve"> </w:t>
-      </w:r>
-      <w:proofErr w:type="spellStart"/>
-      <w:r>
-        <w:t>vw_risk_analysis</w:t>
-      </w:r>
-      <w:proofErr w:type="spellEnd"/>
-      <w:r>
-        <w:t xml:space="preserve"> </w:t>
+        <w:t xml:space="preserve"> vw_risk_analysis </w:t>
       </w:r>
     </w:p>
     <w:p>
@@ -4470,15 +3936,7 @@
         <w:t>CATEGORY FIELD:</w:t>
       </w:r>
       <w:r>
-        <w:t xml:space="preserve"> </w:t>
-      </w:r>
-      <w:proofErr w:type="spellStart"/>
-      <w:r>
-        <w:t>risk_category</w:t>
-      </w:r>
-      <w:proofErr w:type="spellEnd"/>
-      <w:r>
-        <w:t xml:space="preserve"> </w:t>
+        <w:t xml:space="preserve"> risk_category </w:t>
       </w:r>
     </w:p>
     <w:p>
@@ -4490,15 +3948,7 @@
         <w:t>VALUE FIELD:</w:t>
       </w:r>
       <w:r>
-        <w:t xml:space="preserve"> </w:t>
-      </w:r>
-      <w:proofErr w:type="spellStart"/>
-      <w:r>
-        <w:t>actual_fraud_rate</w:t>
-      </w:r>
-      <w:proofErr w:type="spellEnd"/>
-      <w:r>
-        <w:t xml:space="preserve"> </w:t>
+        <w:t xml:space="preserve"> actual_fraud_rate </w:t>
       </w:r>
     </w:p>
     <w:p>
@@ -4596,43 +4046,19 @@
     </w:p>
     <w:p>
       <w:r>
-        <w:t xml:space="preserve">The dashboard was designed using a 16:9 canvas layout with a consistent dark red </w:t>
-      </w:r>
-      <w:proofErr w:type="spellStart"/>
-      <w:r>
-        <w:t>color</w:t>
-      </w:r>
-      <w:proofErr w:type="spellEnd"/>
-      <w:r>
-        <w:t xml:space="preserve"> theme for the primary analytical visuals.</w:t>
+        <w:t>The dashboard was designed using a 16:9 canvas layout with a consistent dark red color theme for the primary analytical visuals.</w:t>
       </w:r>
       <w:r>
         <w:t xml:space="preserve"> </w:t>
       </w:r>
       <w:r>
-        <w:t xml:space="preserve">Column charts use the same dark red accent </w:t>
-      </w:r>
-      <w:proofErr w:type="spellStart"/>
-      <w:r>
-        <w:t>color</w:t>
-      </w:r>
-      <w:proofErr w:type="spellEnd"/>
-      <w:r>
-        <w:t xml:space="preserve"> established across the fraud analytics dashboards to maintain visual consistency.</w:t>
+        <w:t>Column charts use the same dark red accent color established across the fraud analytics dashboards to maintain visual consistency.</w:t>
       </w:r>
       <w:r>
         <w:t xml:space="preserve"> </w:t>
       </w:r>
       <w:r>
-        <w:t xml:space="preserve">The Risk Category Distribution donut chart retains distinct </w:t>
-      </w:r>
-      <w:proofErr w:type="spellStart"/>
-      <w:r>
-        <w:t>colors</w:t>
-      </w:r>
-      <w:proofErr w:type="spellEnd"/>
-      <w:r>
-        <w:t xml:space="preserve"> for each risk category to improve category identification and readability.</w:t>
+        <w:t>The Risk Category Distribution donut chart retains distinct colors for each risk category to improve category identification and readability.</w:t>
       </w:r>
       <w:r>
         <w:t xml:space="preserve"> </w:t>
@@ -4675,13 +4101,8 @@
           <w:numId w:val="18"/>
         </w:numPr>
       </w:pPr>
-      <w:proofErr w:type="spellStart"/>
-      <w:r>
-        <w:t>Analyze</w:t>
-      </w:r>
-      <w:proofErr w:type="spellEnd"/>
-      <w:r>
-        <w:t xml:space="preserve"> confirmed fraudulent transactions across model-generated risk categories. </w:t>
+      <w:r>
+        <w:t xml:space="preserve">Analyze confirmed fraudulent transactions across model-generated risk categories. </w:t>
       </w:r>
     </w:p>
     <w:p>
@@ -4762,27 +4183,7 @@
     </w:p>
     <w:p>
       <w:r>
-        <w:t xml:space="preserve">The Temporal &amp; Risk Analysis dashboard was developed using the reusable SQL risk analysis view </w:t>
-      </w:r>
-      <w:proofErr w:type="spellStart"/>
-      <w:r>
-        <w:t>vw_risk_analysis</w:t>
-      </w:r>
-      <w:proofErr w:type="spellEnd"/>
-      <w:r>
-        <w:t>.</w:t>
-      </w:r>
-      <w:r>
-        <w:t xml:space="preserve"> </w:t>
-      </w:r>
-      <w:r>
-        <w:t>The dashboard combines risk distribution, actual fraud transaction counts, and actual fraud rates into a focused risk-analysis view. The results show a strong difference in observed fraud rates across risk categories, with the Critical category showing the highest actual fraud rate.</w:t>
-      </w:r>
-      <w:r>
-        <w:t xml:space="preserve"> </w:t>
-      </w:r>
-      <w:r>
-        <w:t>This dashboard provides stakeholders with a deeper understanding of how model-generated risk categories relate to actual fraudulent outcomes, complementing the executive-level summary presented on the first dashboard page.</w:t>
+        <w:t>The Temporal &amp; Risk Analysis dashboard was developed using the reusable SQL risk analysis view vw_risk_analysis. The dashboard combines risk distribution, actual fraud transaction counts, and actual fraud rates into a focused risk-analysis view. The results show a strong difference in observed fraud rates across risk categories, with the Critical category showing the highest actual fraud rate. This dashboard provides stakeholders with a deeper understanding of how model-generated risk categories relate to actual fraudulent outcomes, complementing the executive-level summary presented on the first dashboard page.</w:t>
       </w:r>
     </w:p>
     <w:p/>
@@ -8033,6 +7434,7 @@
   <w:style w:type="character" w:default="1" w:styleId="DefaultParagraphFont">
     <w:name w:val="Default Paragraph Font"/>
     <w:uiPriority w:val="1"/>
+    <w:semiHidden/>
     <w:unhideWhenUsed/>
   </w:style>
   <w:style w:type="table" w:default="1" w:styleId="TableNormal">
